--- a/Lab2/Part2.docx
+++ b/Lab2/Part2.docx
@@ -2,53 +2,6 @@
 <file path=word/document.xml><?xml version="1.0" encoding="utf-8"?>
 <w:document xmlns:wpc="http://schemas.microsoft.com/office/word/2010/wordprocessingCanvas" xmlns:cx="http://schemas.microsoft.com/office/drawing/2014/chartex" xmlns:cx1="http://schemas.microsoft.com/office/drawing/2015/9/8/chartex" xmlns:cx2="http://schemas.microsoft.com/office/drawing/2015/10/21/chartex" xmlns:cx3="http://schemas.microsoft.com/office/drawing/2016/5/9/chartex" xmlns:cx4="http://schemas.microsoft.com/office/drawing/2016/5/10/chartex" xmlns:cx5="http://schemas.microsoft.com/office/drawing/2016/5/11/chartex" xmlns:cx6="http://schemas.microsoft.com/office/drawing/2016/5/12/chartex" xmlns:cx7="http://schemas.microsoft.com/office/drawing/2016/5/13/chartex" xmlns:cx8="http://schemas.microsoft.com/office/drawing/2016/5/14/chartex" xmlns:mc="http://schemas.openxmlformats.org/markup-compatibility/2006" xmlns:aink="http://schemas.microsoft.com/office/drawing/2016/ink" xmlns:am3d="http://schemas.microsoft.com/office/drawing/2017/model3d" xmlns:o="urn:schemas-microsoft-com:office:office" xmlns:oel="http://schemas.microsoft.com/office/2019/extlst" xmlns:r="http://schemas.openxmlformats.org/officeDocument/2006/relationships" xmlns:m="http://schemas.openxmlformats.org/officeDocument/2006/math" xmlns:v="urn:schemas-microsoft-com:vml" xmlns:wp14="http://schemas.microsoft.com/office/word/2010/wordprocessingDrawing" xmlns:wp="http://schemas.openxmlformats.org/drawingml/2006/wordprocessingDrawing" xmlns:w10="urn:schemas-microsoft-com:office:word" xmlns:w="http://schemas.openxmlformats.org/wordprocessingml/2006/main" xmlns:w14="http://schemas.microsoft.com/office/word/2010/wordml" xmlns:w15="http://schemas.microsoft.com/office/word/2012/wordml" xmlns:w16cex="http://schemas.microsoft.com/office/word/2018/wordml/cex" xmlns:w16cid="http://schemas.microsoft.com/office/word/2016/wordml/cid" xmlns:w16="http://schemas.microsoft.com/office/word/2018/wordml" xmlns:w16du="http://schemas.microsoft.com/office/word/2023/wordml/word16du" xmlns:w16sdtdh="http://schemas.microsoft.com/office/word/2020/wordml/sdtdatahash" xmlns:w16sdtfl="http://schemas.microsoft.com/office/word/2024/wordml/sdtformatlock" xmlns:w16se="http://schemas.microsoft.com/office/word/2015/wordml/symex" xmlns:wpg="http://schemas.microsoft.com/office/word/2010/wordprocessingGroup" xmlns:wpi="http://schemas.microsoft.com/office/word/2010/wordprocessingInk" xmlns:wne="http://schemas.microsoft.com/office/word/2006/wordml" xmlns:wps="http://schemas.microsoft.com/office/word/2010/wordprocessingShape" mc:Ignorable="w14 w15 w16se w16cid w16 w16cex w16sdtdh w16sdtfl w16du wp14">
   <w:body>
-    <w:p>
-      <w:pPr>
-        <w:rPr>
-          <w:b/>
-          <w:bCs/>
-        </w:rPr>
-      </w:pPr>
-      <w:r>
-        <w:rPr>
-          <w:b/>
-          <w:bCs/>
-        </w:rPr>
-        <w:t xml:space="preserve">Critical Assessment </w:t>
-      </w:r>
-      <w:proofErr w:type="spellStart"/>
-      <w:r>
-        <w:rPr>
-          <w:b/>
-          <w:bCs/>
-        </w:rPr>
-        <w:t>of</w:t>
-      </w:r>
-      <w:proofErr w:type="spellEnd"/>
-      <w:r>
-        <w:rPr>
-          <w:b/>
-          <w:bCs/>
-        </w:rPr>
-        <w:t xml:space="preserve"> </w:t>
-      </w:r>
-      <w:proofErr w:type="spellStart"/>
-      <w:r>
-        <w:rPr>
-          <w:b/>
-          <w:bCs/>
-        </w:rPr>
-        <w:t>the</w:t>
-      </w:r>
-      <w:proofErr w:type="spellEnd"/>
-      <w:r>
-        <w:rPr>
-          <w:b/>
-          <w:bCs/>
-        </w:rPr>
-        <w:t xml:space="preserve"> Implementation</w:t>
-      </w:r>
-    </w:p>
     <w:p>
       <w:proofErr w:type="spellStart"/>
       <w:r>
@@ -659,7 +612,13 @@
       </w:r>
       <w:proofErr w:type="spellEnd"/>
       <w:r>
-        <w:t xml:space="preserve"> 2560 </w:t>
+        <w:t xml:space="preserve"> 25</w:t>
+      </w:r>
+      <w:r>
+        <w:t>00</w:t>
+      </w:r>
+      <w:r>
+        <w:t xml:space="preserve"> </w:t>
       </w:r>
       <w:proofErr w:type="spellStart"/>
       <w:r>
@@ -676,7 +635,13 @@
       </w:r>
       <w:proofErr w:type="spellEnd"/>
       <w:r>
-        <w:t xml:space="preserve"> 1080 </w:t>
+        <w:t xml:space="preserve"> 1</w:t>
+      </w:r>
+      <w:r>
+        <w:t>500</w:t>
+      </w:r>
+      <w:r>
+        <w:t xml:space="preserve"> </w:t>
       </w:r>
       <w:proofErr w:type="spellStart"/>
       <w:r>
@@ -693,7 +658,13 @@
       </w:r>
       <w:proofErr w:type="spellEnd"/>
       <w:r>
-        <w:t xml:space="preserve"> 460 </w:t>
+        <w:t xml:space="preserve"> </w:t>
+      </w:r>
+      <w:r>
+        <w:t>750</w:t>
+      </w:r>
+      <w:r>
+        <w:t xml:space="preserve"> </w:t>
       </w:r>
       <w:proofErr w:type="spellStart"/>
       <w:r>
@@ -780,7 +751,13 @@
       </w:r>
       <w:proofErr w:type="spellEnd"/>
       <w:r>
-        <w:t xml:space="preserve"> 2300 </w:t>
+        <w:t xml:space="preserve"> </w:t>
+      </w:r>
+      <w:r>
+        <w:t>3500</w:t>
+      </w:r>
+      <w:r>
+        <w:t xml:space="preserve"> </w:t>
       </w:r>
       <w:proofErr w:type="spellStart"/>
       <w:r>
@@ -797,7 +774,13 @@
       </w:r>
       <w:proofErr w:type="spellEnd"/>
       <w:r>
-        <w:t xml:space="preserve"> 1350 </w:t>
+        <w:t xml:space="preserve"> </w:t>
+      </w:r>
+      <w:r>
+        <w:t>2100</w:t>
+      </w:r>
+      <w:r>
+        <w:t xml:space="preserve"> </w:t>
       </w:r>
       <w:proofErr w:type="spellStart"/>
       <w:r>
@@ -814,7 +797,13 @@
       </w:r>
       <w:proofErr w:type="spellEnd"/>
       <w:r>
-        <w:t xml:space="preserve"> 970 </w:t>
+        <w:t xml:space="preserve"> </w:t>
+      </w:r>
+      <w:r>
+        <w:t>1500</w:t>
+      </w:r>
+      <w:r>
+        <w:t xml:space="preserve"> </w:t>
       </w:r>
       <w:proofErr w:type="spellStart"/>
       <w:r>
@@ -1525,71 +1514,10 @@
       </w:r>
       <w:proofErr w:type="spellEnd"/>
       <w:r>
-        <w:t xml:space="preserve">. Since </w:t>
-      </w:r>
-      <w:proofErr w:type="spellStart"/>
-      <w:r>
-        <w:t>my</w:t>
-      </w:r>
-      <w:proofErr w:type="spellEnd"/>
-      <w:r>
-        <w:t xml:space="preserve"> </w:t>
-      </w:r>
-      <w:proofErr w:type="spellStart"/>
-      <w:r>
-        <w:t>implementation</w:t>
-      </w:r>
-      <w:proofErr w:type="spellEnd"/>
-      <w:r>
-        <w:t xml:space="preserve"> </w:t>
-      </w:r>
-      <w:proofErr w:type="spellStart"/>
-      <w:r>
-        <w:t>advertises</w:t>
-      </w:r>
-      <w:proofErr w:type="spellEnd"/>
-      <w:r>
-        <w:t xml:space="preserve"> </w:t>
-      </w:r>
-      <w:proofErr w:type="spellStart"/>
-      <w:r>
-        <w:t>for</w:t>
-      </w:r>
-      <w:proofErr w:type="spellEnd"/>
-      <w:r>
-        <w:t xml:space="preserve"> </w:t>
-      </w:r>
-      <w:proofErr w:type="spellStart"/>
-      <w:r>
-        <w:t>approximately</w:t>
-      </w:r>
-      <w:proofErr w:type="spellEnd"/>
-      <w:r>
-        <w:t xml:space="preserve"> 500 </w:t>
-      </w:r>
-      <w:proofErr w:type="spellStart"/>
-      <w:r>
-        <w:t>ms</w:t>
-      </w:r>
-      <w:proofErr w:type="spellEnd"/>
-      <w:r>
-        <w:t xml:space="preserve"> per </w:t>
-      </w:r>
-      <w:proofErr w:type="spellStart"/>
-      <w:r>
-        <w:t>forwarding</w:t>
-      </w:r>
-      <w:proofErr w:type="spellEnd"/>
-      <w:r>
-        <w:t xml:space="preserve"> </w:t>
-      </w:r>
-      <w:proofErr w:type="spellStart"/>
-      <w:r>
-        <w:t>event</w:t>
-      </w:r>
-      <w:proofErr w:type="spellEnd"/>
-      <w:r>
-        <w:t xml:space="preserve">, a </w:t>
+        <w:t xml:space="preserve">. </w:t>
+      </w:r>
+      <w:r>
+        <w:t xml:space="preserve">A </w:t>
       </w:r>
       <w:proofErr w:type="spellStart"/>
       <w:r>
@@ -1855,14 +1783,6 @@
       </w:r>
       <w:proofErr w:type="spellStart"/>
       <w:r>
-        <w:t>did</w:t>
-      </w:r>
-      <w:proofErr w:type="spellEnd"/>
-      <w:r>
-        <w:t xml:space="preserve"> not </w:t>
-      </w:r>
-      <w:proofErr w:type="spellStart"/>
-      <w:r>
         <w:t>reach</w:t>
       </w:r>
       <w:proofErr w:type="spellEnd"/>
@@ -1875,39 +1795,7 @@
       </w:r>
       <w:proofErr w:type="spellEnd"/>
       <w:r>
-        <w:t xml:space="preserve">. The </w:t>
-      </w:r>
-      <w:proofErr w:type="spellStart"/>
-      <w:r>
-        <w:t>measured</w:t>
-      </w:r>
-      <w:proofErr w:type="spellEnd"/>
-      <w:r>
-        <w:t xml:space="preserve"> </w:t>
-      </w:r>
-      <w:proofErr w:type="spellStart"/>
-      <w:r>
-        <w:t>reliability</w:t>
-      </w:r>
-      <w:proofErr w:type="spellEnd"/>
-      <w:r>
-        <w:t xml:space="preserve"> was </w:t>
-      </w:r>
-      <w:proofErr w:type="spellStart"/>
-      <w:r>
-        <w:t>about</w:t>
-      </w:r>
-      <w:proofErr w:type="spellEnd"/>
-      <w:r>
-        <w:t xml:space="preserve"> 90 % </w:t>
-      </w:r>
-      <w:proofErr w:type="spellStart"/>
-      <w:r>
-        <w:t>for</w:t>
-      </w:r>
-      <w:proofErr w:type="spellEnd"/>
-      <w:r>
-        <w:t xml:space="preserve"> node1, node2, and node3, </w:t>
+        <w:t xml:space="preserve">, </w:t>
       </w:r>
       <w:proofErr w:type="spellStart"/>
       <w:r>
@@ -2008,7 +1896,13 @@
       </w:r>
       <w:proofErr w:type="spellEnd"/>
       <w:r>
-        <w:t xml:space="preserve"> 80 %</w:t>
+        <w:t xml:space="preserve"> </w:t>
+      </w:r>
+      <w:r>
+        <w:t>55</w:t>
+      </w:r>
+      <w:r>
+        <w:t xml:space="preserve"> %</w:t>
       </w:r>
       <w:r>
         <w:br/>
@@ -2020,7 +1914,13 @@
       </w:r>
       <w:proofErr w:type="spellEnd"/>
       <w:r>
-        <w:t xml:space="preserve"> 90 %</w:t>
+        <w:t xml:space="preserve"> </w:t>
+      </w:r>
+      <w:r>
+        <w:t>70</w:t>
+      </w:r>
+      <w:r>
+        <w:t xml:space="preserve"> %</w:t>
       </w:r>
       <w:r>
         <w:br/>
@@ -2074,15 +1974,79 @@
       </w:r>
       <w:proofErr w:type="spellStart"/>
       <w:r>
-        <w:t>implementation</w:t>
-      </w:r>
-      <w:proofErr w:type="spellEnd"/>
-      <w:r>
-        <w:t xml:space="preserve"> </w:t>
-      </w:r>
-      <w:proofErr w:type="spellStart"/>
-      <w:r>
-        <w:t>is</w:t>
+        <w:t>basic</w:t>
+      </w:r>
+      <w:proofErr w:type="spellEnd"/>
+      <w:r>
+        <w:t xml:space="preserve"> multi-</w:t>
+      </w:r>
+      <w:proofErr w:type="spellStart"/>
+      <w:r>
+        <w:t>hop</w:t>
+      </w:r>
+      <w:proofErr w:type="spellEnd"/>
+      <w:r>
+        <w:t xml:space="preserve"> </w:t>
+      </w:r>
+      <w:proofErr w:type="spellStart"/>
+      <w:r>
+        <w:t>forwarding</w:t>
+      </w:r>
+      <w:proofErr w:type="spellEnd"/>
+      <w:r>
+        <w:t xml:space="preserve"> </w:t>
+      </w:r>
+      <w:proofErr w:type="spellStart"/>
+      <w:r>
+        <w:t>mechanism</w:t>
+      </w:r>
+      <w:proofErr w:type="spellEnd"/>
+      <w:r>
+        <w:t xml:space="preserve"> </w:t>
+      </w:r>
+      <w:proofErr w:type="spellStart"/>
+      <w:r>
+        <w:t>works</w:t>
+      </w:r>
+      <w:proofErr w:type="spellEnd"/>
+      <w:r>
+        <w:t xml:space="preserve"> </w:t>
+      </w:r>
+      <w:proofErr w:type="spellStart"/>
+      <w:r>
+        <w:t>correctly</w:t>
+      </w:r>
+      <w:proofErr w:type="spellEnd"/>
+      <w:r>
+        <w:t xml:space="preserve"> </w:t>
+      </w:r>
+      <w:proofErr w:type="spellStart"/>
+      <w:r>
+        <w:t>when</w:t>
+      </w:r>
+      <w:proofErr w:type="spellEnd"/>
+      <w:r>
+        <w:t xml:space="preserve"> </w:t>
+      </w:r>
+      <w:proofErr w:type="spellStart"/>
+      <w:r>
+        <w:t>the</w:t>
+      </w:r>
+      <w:proofErr w:type="spellEnd"/>
+      <w:r>
+        <w:t xml:space="preserve"> </w:t>
+      </w:r>
+      <w:proofErr w:type="spellStart"/>
+      <w:r>
+        <w:t>wireless</w:t>
+      </w:r>
+      <w:proofErr w:type="spellEnd"/>
+      <w:r>
+        <w:t xml:space="preserve"> medium </w:t>
+      </w:r>
+      <w:proofErr w:type="spellStart"/>
+      <w:r>
+        <w:t>does</w:t>
       </w:r>
       <w:proofErr w:type="spellEnd"/>
       <w:r>
@@ -2090,70 +2054,6 @@
       </w:r>
       <w:proofErr w:type="spellStart"/>
       <w:r>
-        <w:t>perfectly</w:t>
-      </w:r>
-      <w:proofErr w:type="spellEnd"/>
-      <w:r>
-        <w:t xml:space="preserve"> reliable, </w:t>
-      </w:r>
-      <w:proofErr w:type="spellStart"/>
-      <w:r>
-        <w:t>even</w:t>
-      </w:r>
-      <w:proofErr w:type="spellEnd"/>
-      <w:r>
-        <w:t xml:space="preserve"> </w:t>
-      </w:r>
-      <w:proofErr w:type="spellStart"/>
-      <w:r>
-        <w:t>when</w:t>
-      </w:r>
-      <w:proofErr w:type="spellEnd"/>
-      <w:r>
-        <w:t xml:space="preserve"> </w:t>
-      </w:r>
-      <w:proofErr w:type="spellStart"/>
-      <w:r>
-        <w:t>the</w:t>
-      </w:r>
-      <w:proofErr w:type="spellEnd"/>
-      <w:r>
-        <w:t xml:space="preserve"> </w:t>
-      </w:r>
-      <w:proofErr w:type="spellStart"/>
-      <w:r>
-        <w:t>simulated</w:t>
-      </w:r>
-      <w:proofErr w:type="spellEnd"/>
-      <w:r>
-        <w:t xml:space="preserve"> </w:t>
-      </w:r>
-      <w:proofErr w:type="spellStart"/>
-      <w:r>
-        <w:t>wireless</w:t>
-      </w:r>
-      <w:proofErr w:type="spellEnd"/>
-      <w:r>
-        <w:t xml:space="preserve"> medium </w:t>
-      </w:r>
-      <w:proofErr w:type="spellStart"/>
-      <w:r>
-        <w:t>itself</w:t>
-      </w:r>
-      <w:proofErr w:type="spellEnd"/>
-      <w:r>
-        <w:t xml:space="preserve"> </w:t>
-      </w:r>
-      <w:proofErr w:type="spellStart"/>
-      <w:r>
-        <w:t>does</w:t>
-      </w:r>
-      <w:proofErr w:type="spellEnd"/>
-      <w:r>
-        <w:t xml:space="preserve"> not </w:t>
-      </w:r>
-      <w:proofErr w:type="spellStart"/>
-      <w:r>
         <w:t>introduce</w:t>
       </w:r>
       <w:proofErr w:type="spellEnd"/>
@@ -2166,476 +2066,80 @@
       </w:r>
       <w:proofErr w:type="spellEnd"/>
       <w:r>
-        <w:t xml:space="preserve">. </w:t>
-      </w:r>
-      <w:proofErr w:type="spellStart"/>
-      <w:r>
-        <w:t>One</w:t>
-      </w:r>
-      <w:proofErr w:type="spellEnd"/>
-      <w:r>
-        <w:t xml:space="preserve"> </w:t>
-      </w:r>
-      <w:proofErr w:type="spellStart"/>
-      <w:r>
-        <w:t>reason</w:t>
-      </w:r>
-      <w:proofErr w:type="spellEnd"/>
-      <w:r>
-        <w:t xml:space="preserve"> </w:t>
-      </w:r>
-      <w:proofErr w:type="spellStart"/>
-      <w:r>
-        <w:t>is</w:t>
-      </w:r>
-      <w:proofErr w:type="spellEnd"/>
-      <w:r>
-        <w:t xml:space="preserve"> </w:t>
-      </w:r>
-      <w:proofErr w:type="spellStart"/>
-      <w:r>
-        <w:t>that</w:t>
-      </w:r>
-      <w:proofErr w:type="spellEnd"/>
-      <w:r>
-        <w:t xml:space="preserve"> BLE </w:t>
-      </w:r>
-      <w:proofErr w:type="spellStart"/>
-      <w:r>
-        <w:t>advertising</w:t>
-      </w:r>
-      <w:proofErr w:type="spellEnd"/>
-      <w:r>
-        <w:t xml:space="preserve"> </w:t>
-      </w:r>
-      <w:proofErr w:type="spellStart"/>
-      <w:r>
-        <w:t>is</w:t>
-      </w:r>
-      <w:proofErr w:type="spellEnd"/>
-      <w:r>
-        <w:t xml:space="preserve"> </w:t>
-      </w:r>
-      <w:proofErr w:type="spellStart"/>
-      <w:r>
-        <w:t>connectionless</w:t>
-      </w:r>
-      <w:proofErr w:type="spellEnd"/>
-      <w:r>
-        <w:t xml:space="preserve">. </w:t>
-      </w:r>
-      <w:proofErr w:type="spellStart"/>
-      <w:r>
-        <w:t>Packets</w:t>
-      </w:r>
-      <w:proofErr w:type="spellEnd"/>
-      <w:r>
-        <w:t xml:space="preserve"> </w:t>
-      </w:r>
-      <w:proofErr w:type="spellStart"/>
-      <w:r>
-        <w:t>are</w:t>
-      </w:r>
-      <w:proofErr w:type="spellEnd"/>
-      <w:r>
-        <w:t xml:space="preserve"> </w:t>
-      </w:r>
-      <w:proofErr w:type="spellStart"/>
-      <w:r>
-        <w:t>broadcast</w:t>
-      </w:r>
-      <w:proofErr w:type="spellEnd"/>
-      <w:r>
-        <w:t xml:space="preserve"> </w:t>
-      </w:r>
-      <w:proofErr w:type="spellStart"/>
-      <w:r>
-        <w:t>without</w:t>
-      </w:r>
-      <w:proofErr w:type="spellEnd"/>
-      <w:r>
-        <w:t xml:space="preserve"> </w:t>
-      </w:r>
-      <w:proofErr w:type="spellStart"/>
-      <w:r>
-        <w:t>acknowledgements</w:t>
-      </w:r>
-      <w:proofErr w:type="spellEnd"/>
-      <w:r>
-        <w:t xml:space="preserve">, and </w:t>
-      </w:r>
-      <w:proofErr w:type="spellStart"/>
-      <w:r>
-        <w:t>receivers</w:t>
-      </w:r>
-      <w:proofErr w:type="spellEnd"/>
-      <w:r>
-        <w:t xml:space="preserve"> </w:t>
-      </w:r>
-      <w:proofErr w:type="spellStart"/>
-      <w:r>
-        <w:t>may</w:t>
-      </w:r>
-      <w:proofErr w:type="spellEnd"/>
-      <w:r>
-        <w:t xml:space="preserve"> miss </w:t>
-      </w:r>
-      <w:proofErr w:type="spellStart"/>
-      <w:r>
-        <w:t>advertisements</w:t>
-      </w:r>
-      <w:proofErr w:type="spellEnd"/>
-      <w:r>
-        <w:t xml:space="preserve"> </w:t>
-      </w:r>
-      <w:proofErr w:type="spellStart"/>
-      <w:r>
-        <w:t>if</w:t>
-      </w:r>
-      <w:proofErr w:type="spellEnd"/>
-      <w:r>
-        <w:t xml:space="preserve"> </w:t>
-      </w:r>
-      <w:proofErr w:type="spellStart"/>
-      <w:r>
-        <w:t>they</w:t>
-      </w:r>
-      <w:proofErr w:type="spellEnd"/>
-      <w:r>
-        <w:t xml:space="preserve"> </w:t>
-      </w:r>
-      <w:proofErr w:type="spellStart"/>
-      <w:r>
-        <w:t>are</w:t>
-      </w:r>
-      <w:proofErr w:type="spellEnd"/>
-      <w:r>
-        <w:t xml:space="preserve"> not </w:t>
-      </w:r>
-      <w:proofErr w:type="spellStart"/>
-      <w:r>
-        <w:t>scanning</w:t>
-      </w:r>
-      <w:proofErr w:type="spellEnd"/>
-      <w:r>
-        <w:t xml:space="preserve"> at </w:t>
-      </w:r>
-      <w:proofErr w:type="spellStart"/>
-      <w:r>
-        <w:t>the</w:t>
-      </w:r>
-      <w:proofErr w:type="spellEnd"/>
-      <w:r>
-        <w:t xml:space="preserve"> </w:t>
-      </w:r>
-      <w:proofErr w:type="spellStart"/>
-      <w:r>
-        <w:t>right</w:t>
-      </w:r>
-      <w:proofErr w:type="spellEnd"/>
-      <w:r>
-        <w:t xml:space="preserve"> time </w:t>
-      </w:r>
-      <w:proofErr w:type="spellStart"/>
-      <w:r>
-        <w:t>or</w:t>
-      </w:r>
-      <w:proofErr w:type="spellEnd"/>
-      <w:r>
-        <w:t xml:space="preserve"> </w:t>
-      </w:r>
-      <w:proofErr w:type="spellStart"/>
-      <w:r>
-        <w:t>if</w:t>
-      </w:r>
-      <w:proofErr w:type="spellEnd"/>
-      <w:r>
-        <w:t xml:space="preserve"> </w:t>
-      </w:r>
-      <w:proofErr w:type="spellStart"/>
-      <w:r>
-        <w:t>they</w:t>
-      </w:r>
-      <w:proofErr w:type="spellEnd"/>
-      <w:r>
-        <w:t xml:space="preserve"> </w:t>
-      </w:r>
-      <w:proofErr w:type="spellStart"/>
-      <w:r>
-        <w:t>are</w:t>
-      </w:r>
-      <w:proofErr w:type="spellEnd"/>
-      <w:r>
-        <w:t xml:space="preserve"> </w:t>
-      </w:r>
-      <w:proofErr w:type="spellStart"/>
-      <w:r>
-        <w:t>currently</w:t>
-      </w:r>
-      <w:proofErr w:type="spellEnd"/>
-      <w:r>
-        <w:t xml:space="preserve"> </w:t>
-      </w:r>
-      <w:proofErr w:type="spellStart"/>
-      <w:r>
-        <w:t>advertising</w:t>
-      </w:r>
-      <w:proofErr w:type="spellEnd"/>
-      <w:r>
-        <w:t xml:space="preserve"> </w:t>
-      </w:r>
-      <w:proofErr w:type="spellStart"/>
-      <w:r>
-        <w:t>themselves</w:t>
-      </w:r>
-      <w:proofErr w:type="spellEnd"/>
-      <w:r>
-        <w:t xml:space="preserve">. </w:t>
-      </w:r>
-      <w:proofErr w:type="spellStart"/>
-      <w:r>
-        <w:t>Another</w:t>
-      </w:r>
-      <w:proofErr w:type="spellEnd"/>
-      <w:r>
-        <w:t xml:space="preserve"> </w:t>
-      </w:r>
-      <w:proofErr w:type="spellStart"/>
-      <w:r>
-        <w:t>reason</w:t>
-      </w:r>
-      <w:proofErr w:type="spellEnd"/>
-      <w:r>
-        <w:t xml:space="preserve"> </w:t>
-      </w:r>
-      <w:proofErr w:type="spellStart"/>
-      <w:r>
-        <w:t>is</w:t>
-      </w:r>
-      <w:proofErr w:type="spellEnd"/>
-      <w:r>
-        <w:t xml:space="preserve"> </w:t>
-      </w:r>
-      <w:proofErr w:type="spellStart"/>
-      <w:r>
-        <w:t>that</w:t>
-      </w:r>
-      <w:proofErr w:type="spellEnd"/>
-      <w:r>
-        <w:t xml:space="preserve"> </w:t>
-      </w:r>
-      <w:proofErr w:type="spellStart"/>
-      <w:r>
-        <w:t>my</w:t>
-      </w:r>
-      <w:proofErr w:type="spellEnd"/>
-      <w:r>
-        <w:t xml:space="preserve"> </w:t>
-      </w:r>
-      <w:proofErr w:type="spellStart"/>
-      <w:r>
-        <w:t>implementation</w:t>
-      </w:r>
-      <w:proofErr w:type="spellEnd"/>
-      <w:r>
-        <w:t xml:space="preserve"> </w:t>
-      </w:r>
-      <w:proofErr w:type="spellStart"/>
-      <w:r>
-        <w:t>does</w:t>
-      </w:r>
-      <w:proofErr w:type="spellEnd"/>
-      <w:r>
-        <w:t xml:space="preserve"> not </w:t>
-      </w:r>
-      <w:proofErr w:type="spellStart"/>
-      <w:r>
-        <w:t>use</w:t>
-      </w:r>
-      <w:proofErr w:type="spellEnd"/>
-      <w:r>
-        <w:t xml:space="preserve"> </w:t>
-      </w:r>
-      <w:proofErr w:type="spellStart"/>
-      <w:r>
-        <w:t>retransmissions</w:t>
-      </w:r>
-      <w:proofErr w:type="spellEnd"/>
-      <w:r>
-        <w:t xml:space="preserve">. </w:t>
-      </w:r>
-      <w:proofErr w:type="spellStart"/>
-      <w:r>
-        <w:t>Each</w:t>
-      </w:r>
-      <w:proofErr w:type="spellEnd"/>
-      <w:r>
-        <w:t xml:space="preserve"> </w:t>
-      </w:r>
-      <w:r>
-        <w:lastRenderedPageBreak/>
-        <w:t xml:space="preserve">packet </w:t>
-      </w:r>
-      <w:proofErr w:type="spellStart"/>
-      <w:r>
-        <w:t>is</w:t>
-      </w:r>
-      <w:proofErr w:type="spellEnd"/>
-      <w:r>
-        <w:t xml:space="preserve"> </w:t>
-      </w:r>
-      <w:proofErr w:type="spellStart"/>
-      <w:r>
-        <w:t>only</w:t>
-      </w:r>
-      <w:proofErr w:type="spellEnd"/>
-      <w:r>
-        <w:t xml:space="preserve"> </w:t>
-      </w:r>
-      <w:proofErr w:type="spellStart"/>
-      <w:r>
-        <w:t>forwarded</w:t>
-      </w:r>
-      <w:proofErr w:type="spellEnd"/>
-      <w:r>
-        <w:t xml:space="preserve"> </w:t>
-      </w:r>
-      <w:proofErr w:type="spellStart"/>
-      <w:r>
-        <w:t>once</w:t>
-      </w:r>
-      <w:proofErr w:type="spellEnd"/>
-      <w:r>
-        <w:t xml:space="preserve"> </w:t>
-      </w:r>
-      <w:proofErr w:type="spellStart"/>
-      <w:r>
-        <w:t>by</w:t>
-      </w:r>
-      <w:proofErr w:type="spellEnd"/>
-      <w:r>
-        <w:t xml:space="preserve"> </w:t>
-      </w:r>
-      <w:proofErr w:type="spellStart"/>
-      <w:r>
-        <w:t>each</w:t>
-      </w:r>
-      <w:proofErr w:type="spellEnd"/>
-      <w:r>
-        <w:t xml:space="preserve"> </w:t>
-      </w:r>
-      <w:proofErr w:type="spellStart"/>
-      <w:r>
-        <w:t>node</w:t>
-      </w:r>
-      <w:proofErr w:type="spellEnd"/>
-      <w:r>
-        <w:t xml:space="preserve">. </w:t>
-      </w:r>
-      <w:proofErr w:type="spellStart"/>
-      <w:r>
-        <w:t>Therefore</w:t>
-      </w:r>
-      <w:proofErr w:type="spellEnd"/>
-      <w:r>
-        <w:t xml:space="preserve">, </w:t>
-      </w:r>
-      <w:proofErr w:type="spellStart"/>
-      <w:r>
-        <w:t>if</w:t>
-      </w:r>
-      <w:proofErr w:type="spellEnd"/>
-      <w:r>
-        <w:t xml:space="preserve"> </w:t>
-      </w:r>
-      <w:proofErr w:type="spellStart"/>
-      <w:r>
-        <w:t>one</w:t>
-      </w:r>
-      <w:proofErr w:type="spellEnd"/>
-      <w:r>
-        <w:t xml:space="preserve"> </w:t>
-      </w:r>
-      <w:proofErr w:type="spellStart"/>
-      <w:r>
-        <w:t>forwarding</w:t>
-      </w:r>
-      <w:proofErr w:type="spellEnd"/>
-      <w:r>
-        <w:t xml:space="preserve"> </w:t>
-      </w:r>
-      <w:proofErr w:type="spellStart"/>
-      <w:r>
-        <w:t>step</w:t>
-      </w:r>
-      <w:proofErr w:type="spellEnd"/>
-      <w:r>
-        <w:t xml:space="preserve"> </w:t>
-      </w:r>
-      <w:proofErr w:type="spellStart"/>
-      <w:r>
-        <w:t>fails</w:t>
-      </w:r>
-      <w:proofErr w:type="spellEnd"/>
-      <w:r>
-        <w:t xml:space="preserve">, all </w:t>
-      </w:r>
-      <w:proofErr w:type="spellStart"/>
-      <w:r>
-        <w:t>nodes</w:t>
-      </w:r>
-      <w:proofErr w:type="spellEnd"/>
-      <w:r>
-        <w:t xml:space="preserve"> </w:t>
-      </w:r>
-      <w:proofErr w:type="spellStart"/>
-      <w:r>
-        <w:t>behind</w:t>
-      </w:r>
-      <w:proofErr w:type="spellEnd"/>
-      <w:r>
-        <w:t xml:space="preserve"> </w:t>
-      </w:r>
-      <w:proofErr w:type="spellStart"/>
-      <w:r>
-        <w:t>that</w:t>
-      </w:r>
-      <w:proofErr w:type="spellEnd"/>
-      <w:r>
-        <w:t xml:space="preserve"> </w:t>
-      </w:r>
-      <w:proofErr w:type="spellStart"/>
-      <w:r>
-        <w:t>hop</w:t>
-      </w:r>
-      <w:proofErr w:type="spellEnd"/>
-      <w:r>
-        <w:t xml:space="preserve"> will not </w:t>
-      </w:r>
-      <w:proofErr w:type="spellStart"/>
-      <w:r>
-        <w:t>receive</w:t>
-      </w:r>
-      <w:proofErr w:type="spellEnd"/>
-      <w:r>
-        <w:t xml:space="preserve"> </w:t>
-      </w:r>
-      <w:proofErr w:type="spellStart"/>
-      <w:r>
-        <w:t>the</w:t>
-      </w:r>
-      <w:proofErr w:type="spellEnd"/>
-      <w:r>
-        <w:t xml:space="preserve"> packet.</w:t>
+        <w:t>.</w:t>
       </w:r>
     </w:p>
     <w:p>
       <w:r>
-        <w:t xml:space="preserve">This </w:t>
-      </w:r>
-      <w:proofErr w:type="spellStart"/>
-      <w:r>
-        <w:t>effect</w:t>
+        <w:t xml:space="preserve">With </w:t>
+      </w:r>
+      <w:proofErr w:type="spellStart"/>
+      <w:r>
+        <w:t>loss</w:t>
+      </w:r>
+      <w:proofErr w:type="spellEnd"/>
+      <w:r>
+        <w:t xml:space="preserve"> </w:t>
+      </w:r>
+      <w:proofErr w:type="spellStart"/>
+      <w:r>
+        <w:t>enabled</w:t>
+      </w:r>
+      <w:proofErr w:type="spellEnd"/>
+      <w:r>
+        <w:t xml:space="preserve">, </w:t>
+      </w:r>
+      <w:proofErr w:type="spellStart"/>
+      <w:r>
+        <w:t>reliability</w:t>
+      </w:r>
+      <w:proofErr w:type="spellEnd"/>
+      <w:r>
+        <w:t xml:space="preserve"> </w:t>
+      </w:r>
+      <w:proofErr w:type="spellStart"/>
+      <w:r>
+        <w:t>decreases</w:t>
+      </w:r>
+      <w:proofErr w:type="spellEnd"/>
+      <w:r>
+        <w:t xml:space="preserve"> </w:t>
+      </w:r>
+      <w:proofErr w:type="spellStart"/>
+      <w:r>
+        <w:t>significantly</w:t>
+      </w:r>
+      <w:proofErr w:type="spellEnd"/>
+      <w:r>
+        <w:t xml:space="preserve">. This </w:t>
+      </w:r>
+      <w:proofErr w:type="spellStart"/>
+      <w:r>
+        <w:t>confirms</w:t>
+      </w:r>
+      <w:proofErr w:type="spellEnd"/>
+      <w:r>
+        <w:t xml:space="preserve"> </w:t>
+      </w:r>
+      <w:proofErr w:type="spellStart"/>
+      <w:r>
+        <w:t>that</w:t>
+      </w:r>
+      <w:proofErr w:type="spellEnd"/>
+      <w:r>
+        <w:t xml:space="preserve"> </w:t>
+      </w:r>
+      <w:proofErr w:type="spellStart"/>
+      <w:r>
+        <w:t>the</w:t>
+      </w:r>
+      <w:proofErr w:type="spellEnd"/>
+      <w:r>
+        <w:t xml:space="preserve"> </w:t>
+      </w:r>
+      <w:proofErr w:type="spellStart"/>
+      <w:r>
+        <w:t>implementation</w:t>
       </w:r>
       <w:proofErr w:type="spellEnd"/>
       <w:r>
@@ -2647,39 +2151,15 @@
       </w:r>
       <w:proofErr w:type="spellEnd"/>
       <w:r>
-        <w:t xml:space="preserve"> </w:t>
-      </w:r>
-      <w:proofErr w:type="spellStart"/>
-      <w:r>
-        <w:t>especially</w:t>
-      </w:r>
-      <w:proofErr w:type="spellEnd"/>
-      <w:r>
-        <w:t xml:space="preserve"> </w:t>
-      </w:r>
-      <w:proofErr w:type="spellStart"/>
-      <w:r>
-        <w:t>important</w:t>
-      </w:r>
-      <w:proofErr w:type="spellEnd"/>
-      <w:r>
-        <w:t xml:space="preserve"> in a </w:t>
-      </w:r>
-      <w:proofErr w:type="spellStart"/>
-      <w:r>
-        <w:t>line</w:t>
-      </w:r>
-      <w:proofErr w:type="spellEnd"/>
-      <w:r>
-        <w:t xml:space="preserve"> </w:t>
-      </w:r>
-      <w:proofErr w:type="spellStart"/>
-      <w:r>
-        <w:t>topology</w:t>
-      </w:r>
-      <w:proofErr w:type="spellEnd"/>
-      <w:r>
-        <w:t xml:space="preserve">. A packet </w:t>
+        <w:t xml:space="preserve"> sensitive </w:t>
+      </w:r>
+      <w:proofErr w:type="spellStart"/>
+      <w:r>
+        <w:t>to</w:t>
+      </w:r>
+      <w:proofErr w:type="spellEnd"/>
+      <w:r>
+        <w:t xml:space="preserve"> packet </w:t>
       </w:r>
       <w:proofErr w:type="spellStart"/>
       <w:r>
@@ -2691,47 +2171,15 @@
       </w:r>
       <w:proofErr w:type="spellStart"/>
       <w:r>
-        <w:t>near</w:t>
-      </w:r>
-      <w:proofErr w:type="spellEnd"/>
-      <w:r>
-        <w:t xml:space="preserve"> </w:t>
-      </w:r>
-      <w:proofErr w:type="spellStart"/>
-      <w:r>
-        <w:t>the</w:t>
-      </w:r>
-      <w:proofErr w:type="spellEnd"/>
-      <w:r>
-        <w:t xml:space="preserve"> </w:t>
-      </w:r>
-      <w:proofErr w:type="spellStart"/>
-      <w:r>
-        <w:t>beginning</w:t>
-      </w:r>
-      <w:proofErr w:type="spellEnd"/>
-      <w:r>
-        <w:t xml:space="preserve"> </w:t>
-      </w:r>
-      <w:proofErr w:type="spellStart"/>
-      <w:r>
-        <w:t>of</w:t>
-      </w:r>
-      <w:proofErr w:type="spellEnd"/>
-      <w:r>
-        <w:t xml:space="preserve"> </w:t>
-      </w:r>
-      <w:proofErr w:type="spellStart"/>
-      <w:r>
-        <w:t>the</w:t>
-      </w:r>
-      <w:proofErr w:type="spellEnd"/>
-      <w:r>
-        <w:t xml:space="preserve"> </w:t>
-      </w:r>
-      <w:proofErr w:type="spellStart"/>
-      <w:r>
-        <w:t>line</w:t>
+        <w:t>because</w:t>
+      </w:r>
+      <w:proofErr w:type="spellEnd"/>
+      <w:r>
+        <w:t xml:space="preserve"> BLE </w:t>
+      </w:r>
+      <w:proofErr w:type="spellStart"/>
+      <w:r>
+        <w:t>advertising</w:t>
       </w:r>
       <w:proofErr w:type="spellEnd"/>
       <w:r>
@@ -2747,43 +2195,91 @@
       </w:r>
       <w:proofErr w:type="spellStart"/>
       <w:r>
-        <w:t>more</w:t>
-      </w:r>
-      <w:proofErr w:type="spellEnd"/>
-      <w:r>
-        <w:t xml:space="preserve"> </w:t>
-      </w:r>
-      <w:proofErr w:type="spellStart"/>
-      <w:r>
-        <w:t>severe</w:t>
-      </w:r>
-      <w:proofErr w:type="spellEnd"/>
-      <w:r>
-        <w:t xml:space="preserve"> </w:t>
-      </w:r>
-      <w:proofErr w:type="spellStart"/>
-      <w:r>
-        <w:t>than</w:t>
-      </w:r>
-      <w:proofErr w:type="spellEnd"/>
-      <w:r>
-        <w:t xml:space="preserve"> a packet </w:t>
-      </w:r>
-      <w:proofErr w:type="spellStart"/>
-      <w:r>
-        <w:t>loss</w:t>
-      </w:r>
-      <w:proofErr w:type="spellEnd"/>
-      <w:r>
-        <w:t xml:space="preserve"> at </w:t>
-      </w:r>
-      <w:proofErr w:type="spellStart"/>
-      <w:r>
-        <w:t>the</w:t>
-      </w:r>
-      <w:proofErr w:type="spellEnd"/>
-      <w:r>
-        <w:t xml:space="preserve"> last </w:t>
+        <w:t>connectionless</w:t>
+      </w:r>
+      <w:proofErr w:type="spellEnd"/>
+      <w:r>
+        <w:t xml:space="preserve"> and </w:t>
+      </w:r>
+      <w:proofErr w:type="spellStart"/>
+      <w:r>
+        <w:t>does</w:t>
+      </w:r>
+      <w:proofErr w:type="spellEnd"/>
+      <w:r>
+        <w:t xml:space="preserve"> not </w:t>
+      </w:r>
+      <w:proofErr w:type="spellStart"/>
+      <w:r>
+        <w:t>provide</w:t>
+      </w:r>
+      <w:proofErr w:type="spellEnd"/>
+      <w:r>
+        <w:t xml:space="preserve"> </w:t>
+      </w:r>
+      <w:proofErr w:type="spellStart"/>
+      <w:r>
+        <w:t>acknowledgements</w:t>
+      </w:r>
+      <w:proofErr w:type="spellEnd"/>
+      <w:r>
+        <w:t xml:space="preserve">. Since </w:t>
+      </w:r>
+      <w:proofErr w:type="spellStart"/>
+      <w:r>
+        <w:t>each</w:t>
+      </w:r>
+      <w:proofErr w:type="spellEnd"/>
+      <w:r>
+        <w:t xml:space="preserve"> packet </w:t>
+      </w:r>
+      <w:proofErr w:type="spellStart"/>
+      <w:r>
+        <w:t>is</w:t>
+      </w:r>
+      <w:proofErr w:type="spellEnd"/>
+      <w:r>
+        <w:t xml:space="preserve"> </w:t>
+      </w:r>
+      <w:proofErr w:type="spellStart"/>
+      <w:r>
+        <w:t>only</w:t>
+      </w:r>
+      <w:proofErr w:type="spellEnd"/>
+      <w:r>
+        <w:t xml:space="preserve"> </w:t>
+      </w:r>
+      <w:proofErr w:type="spellStart"/>
+      <w:r>
+        <w:t>forwarded</w:t>
+      </w:r>
+      <w:proofErr w:type="spellEnd"/>
+      <w:r>
+        <w:t xml:space="preserve"> </w:t>
+      </w:r>
+      <w:proofErr w:type="spellStart"/>
+      <w:r>
+        <w:t>once</w:t>
+      </w:r>
+      <w:proofErr w:type="spellEnd"/>
+      <w:r>
+        <w:t xml:space="preserve">, a </w:t>
+      </w:r>
+      <w:proofErr w:type="spellStart"/>
+      <w:r>
+        <w:t>missed</w:t>
+      </w:r>
+      <w:proofErr w:type="spellEnd"/>
+      <w:r>
+        <w:t xml:space="preserve"> packet at </w:t>
+      </w:r>
+      <w:proofErr w:type="spellStart"/>
+      <w:r>
+        <w:t>one</w:t>
+      </w:r>
+      <w:proofErr w:type="spellEnd"/>
+      <w:r>
+        <w:t xml:space="preserve"> </w:t>
       </w:r>
       <w:proofErr w:type="spellStart"/>
       <w:r>
@@ -2791,11 +2287,19 @@
       </w:r>
       <w:proofErr w:type="spellEnd"/>
       <w:r>
-        <w:t xml:space="preserve">, </w:t>
-      </w:r>
-      <w:proofErr w:type="spellStart"/>
-      <w:r>
-        <w:t>because</w:t>
+        <w:t xml:space="preserve"> </w:t>
+      </w:r>
+      <w:proofErr w:type="spellStart"/>
+      <w:r>
+        <w:t>can</w:t>
+      </w:r>
+      <w:proofErr w:type="spellEnd"/>
+      <w:r>
+        <w:t xml:space="preserve"> </w:t>
+      </w:r>
+      <w:proofErr w:type="spellStart"/>
+      <w:r>
+        <w:t>prevent</w:t>
       </w:r>
       <w:proofErr w:type="spellEnd"/>
       <w:r>
@@ -2819,536 +2323,19 @@
       </w:r>
       <w:proofErr w:type="spellStart"/>
       <w:r>
-        <w:t>depend</w:t>
-      </w:r>
-      <w:proofErr w:type="spellEnd"/>
-      <w:r>
-        <w:t xml:space="preserve"> on </w:t>
-      </w:r>
-      <w:proofErr w:type="spellStart"/>
-      <w:r>
-        <w:t>the</w:t>
-      </w:r>
-      <w:proofErr w:type="spellEnd"/>
-      <w:r>
-        <w:t xml:space="preserve"> </w:t>
-      </w:r>
-      <w:proofErr w:type="spellStart"/>
-      <w:r>
-        <w:t>previous</w:t>
-      </w:r>
-      <w:proofErr w:type="spellEnd"/>
-      <w:r>
-        <w:t xml:space="preserve"> </w:t>
-      </w:r>
-      <w:proofErr w:type="spellStart"/>
-      <w:r>
-        <w:t>node</w:t>
-      </w:r>
-      <w:proofErr w:type="spellEnd"/>
-      <w:r>
-        <w:t xml:space="preserve"> </w:t>
-      </w:r>
-      <w:proofErr w:type="spellStart"/>
-      <w:r>
-        <w:t>to</w:t>
-      </w:r>
-      <w:proofErr w:type="spellEnd"/>
-      <w:r>
-        <w:t xml:space="preserve"> </w:t>
-      </w:r>
-      <w:proofErr w:type="spellStart"/>
-      <w:r>
-        <w:t>forward</w:t>
-      </w:r>
-      <w:proofErr w:type="spellEnd"/>
-      <w:r>
-        <w:t xml:space="preserve"> </w:t>
-      </w:r>
-      <w:proofErr w:type="spellStart"/>
-      <w:r>
-        <w:t>the</w:t>
-      </w:r>
-      <w:proofErr w:type="spellEnd"/>
-      <w:r>
-        <w:t xml:space="preserve"> </w:t>
-      </w:r>
-      <w:proofErr w:type="spellStart"/>
-      <w:r>
-        <w:t>message</w:t>
-      </w:r>
-      <w:proofErr w:type="spellEnd"/>
-      <w:r>
-        <w:t xml:space="preserve">. In </w:t>
-      </w:r>
-      <w:proofErr w:type="spellStart"/>
-      <w:r>
-        <w:t>the</w:t>
-      </w:r>
-      <w:proofErr w:type="spellEnd"/>
-      <w:r>
-        <w:t xml:space="preserve"> </w:t>
-      </w:r>
-      <w:proofErr w:type="spellStart"/>
-      <w:r>
-        <w:t>lossy</w:t>
-      </w:r>
-      <w:proofErr w:type="spellEnd"/>
-      <w:r>
-        <w:t xml:space="preserve"> medium, </w:t>
-      </w:r>
-      <w:proofErr w:type="spellStart"/>
-      <w:r>
-        <w:t>this</w:t>
-      </w:r>
-      <w:proofErr w:type="spellEnd"/>
-      <w:r>
-        <w:t xml:space="preserve"> </w:t>
-      </w:r>
-      <w:proofErr w:type="spellStart"/>
-      <w:r>
-        <w:t>explains</w:t>
-      </w:r>
-      <w:proofErr w:type="spellEnd"/>
-      <w:r>
-        <w:t xml:space="preserve"> </w:t>
-      </w:r>
-      <w:proofErr w:type="spellStart"/>
-      <w:r>
-        <w:t>why</w:t>
-      </w:r>
-      <w:proofErr w:type="spellEnd"/>
-      <w:r>
-        <w:t xml:space="preserve"> </w:t>
-      </w:r>
-      <w:proofErr w:type="spellStart"/>
-      <w:r>
-        <w:t>the</w:t>
-      </w:r>
-      <w:proofErr w:type="spellEnd"/>
-      <w:r>
-        <w:t xml:space="preserve"> last </w:t>
-      </w:r>
-      <w:proofErr w:type="spellStart"/>
-      <w:r>
-        <w:t>node</w:t>
-      </w:r>
-      <w:proofErr w:type="spellEnd"/>
-      <w:r>
-        <w:t xml:space="preserve"> </w:t>
-      </w:r>
-      <w:proofErr w:type="spellStart"/>
-      <w:r>
-        <w:t>may</w:t>
-      </w:r>
-      <w:proofErr w:type="spellEnd"/>
-      <w:r>
-        <w:t xml:space="preserve"> lose </w:t>
-      </w:r>
-      <w:proofErr w:type="spellStart"/>
-      <w:r>
-        <w:t>complete</w:t>
-      </w:r>
-      <w:proofErr w:type="spellEnd"/>
-      <w:r>
-        <w:t xml:space="preserve"> </w:t>
-      </w:r>
-      <w:proofErr w:type="spellStart"/>
-      <w:r>
-        <w:t>packets</w:t>
-      </w:r>
-      <w:proofErr w:type="spellEnd"/>
-      <w:r>
-        <w:t xml:space="preserve"> and </w:t>
-      </w:r>
-      <w:proofErr w:type="spellStart"/>
-      <w:r>
-        <w:t>sometimes</w:t>
-      </w:r>
-      <w:proofErr w:type="spellEnd"/>
-      <w:r>
-        <w:t xml:space="preserve"> </w:t>
-      </w:r>
-      <w:proofErr w:type="spellStart"/>
-      <w:r>
-        <w:t>never</w:t>
-      </w:r>
-      <w:proofErr w:type="spellEnd"/>
-      <w:r>
-        <w:t xml:space="preserve"> </w:t>
-      </w:r>
-      <w:proofErr w:type="spellStart"/>
-      <w:r>
-        <w:t>receive</w:t>
-      </w:r>
-      <w:proofErr w:type="spellEnd"/>
-      <w:r>
-        <w:t xml:space="preserve"> a </w:t>
-      </w:r>
-      <w:proofErr w:type="spellStart"/>
-      <w:r>
-        <w:t>command</w:t>
-      </w:r>
-      <w:proofErr w:type="spellEnd"/>
-      <w:r>
-        <w:t>.</w:t>
-      </w:r>
-    </w:p>
-    <w:p>
-      <w:r>
-        <w:t xml:space="preserve">The </w:t>
-      </w:r>
-      <w:proofErr w:type="spellStart"/>
-      <w:r>
-        <w:t>fact</w:t>
-      </w:r>
-      <w:proofErr w:type="spellEnd"/>
-      <w:r>
-        <w:t xml:space="preserve"> </w:t>
-      </w:r>
-      <w:proofErr w:type="spellStart"/>
-      <w:r>
-        <w:t>that</w:t>
-      </w:r>
-      <w:proofErr w:type="spellEnd"/>
-      <w:r>
-        <w:t xml:space="preserve"> node4 </w:t>
-      </w:r>
-      <w:proofErr w:type="spellStart"/>
-      <w:r>
-        <w:t>is</w:t>
-      </w:r>
-      <w:proofErr w:type="spellEnd"/>
-      <w:r>
-        <w:t xml:space="preserve"> </w:t>
-      </w:r>
-      <w:proofErr w:type="spellStart"/>
-      <w:r>
-        <w:t>missing</w:t>
-      </w:r>
-      <w:proofErr w:type="spellEnd"/>
-      <w:r>
-        <w:t xml:space="preserve"> in </w:t>
-      </w:r>
-      <w:proofErr w:type="spellStart"/>
-      <w:r>
-        <w:t>the</w:t>
-      </w:r>
-      <w:proofErr w:type="spellEnd"/>
-      <w:r>
-        <w:t xml:space="preserve"> </w:t>
-      </w:r>
-      <w:proofErr w:type="spellStart"/>
-      <w:r>
-        <w:t>plots</w:t>
-      </w:r>
-      <w:proofErr w:type="spellEnd"/>
-      <w:r>
-        <w:t xml:space="preserve"> </w:t>
-      </w:r>
-      <w:proofErr w:type="spellStart"/>
-      <w:r>
-        <w:t>indicates</w:t>
-      </w:r>
-      <w:proofErr w:type="spellEnd"/>
-      <w:r>
-        <w:t xml:space="preserve"> an additional </w:t>
-      </w:r>
-      <w:proofErr w:type="spellStart"/>
-      <w:r>
-        <w:t>evaluation</w:t>
-      </w:r>
-      <w:proofErr w:type="spellEnd"/>
-      <w:r>
-        <w:t xml:space="preserve"> </w:t>
-      </w:r>
-      <w:proofErr w:type="spellStart"/>
-      <w:r>
-        <w:t>or</w:t>
-      </w:r>
-      <w:proofErr w:type="spellEnd"/>
-      <w:r>
-        <w:t xml:space="preserve"> </w:t>
-      </w:r>
-      <w:proofErr w:type="spellStart"/>
-      <w:r>
-        <w:t>implementation</w:t>
-      </w:r>
-      <w:proofErr w:type="spellEnd"/>
-      <w:r>
-        <w:t xml:space="preserve"> </w:t>
-      </w:r>
-      <w:proofErr w:type="spellStart"/>
-      <w:r>
-        <w:t>issue</w:t>
-      </w:r>
-      <w:proofErr w:type="spellEnd"/>
-      <w:r>
-        <w:t xml:space="preserve">. Possible </w:t>
-      </w:r>
-      <w:proofErr w:type="spellStart"/>
-      <w:r>
-        <w:t>reasons</w:t>
-      </w:r>
-      <w:proofErr w:type="spellEnd"/>
-      <w:r>
-        <w:t xml:space="preserve"> </w:t>
-      </w:r>
-      <w:proofErr w:type="spellStart"/>
-      <w:r>
-        <w:t>are</w:t>
-      </w:r>
-      <w:proofErr w:type="spellEnd"/>
-      <w:r>
-        <w:t xml:space="preserve"> </w:t>
-      </w:r>
-      <w:proofErr w:type="spellStart"/>
-      <w:r>
-        <w:t>that</w:t>
-      </w:r>
-      <w:proofErr w:type="spellEnd"/>
-      <w:r>
-        <w:t xml:space="preserve"> node4 was not </w:t>
-      </w:r>
-      <w:proofErr w:type="spellStart"/>
-      <w:r>
-        <w:t>correctly</w:t>
-      </w:r>
-      <w:proofErr w:type="spellEnd"/>
-      <w:r>
-        <w:t xml:space="preserve"> </w:t>
-      </w:r>
-      <w:proofErr w:type="spellStart"/>
-      <w:r>
-        <w:t>connected</w:t>
-      </w:r>
-      <w:proofErr w:type="spellEnd"/>
-      <w:r>
-        <w:t xml:space="preserve"> </w:t>
-      </w:r>
-      <w:proofErr w:type="spellStart"/>
-      <w:r>
-        <w:t>to</w:t>
-      </w:r>
-      <w:proofErr w:type="spellEnd"/>
-      <w:r>
-        <w:t xml:space="preserve"> </w:t>
-      </w:r>
-      <w:proofErr w:type="spellStart"/>
-      <w:r>
-        <w:t>the</w:t>
-      </w:r>
-      <w:proofErr w:type="spellEnd"/>
-      <w:r>
-        <w:t xml:space="preserve"> Python </w:t>
-      </w:r>
-      <w:proofErr w:type="spellStart"/>
-      <w:r>
-        <w:t>script</w:t>
-      </w:r>
-      <w:proofErr w:type="spellEnd"/>
-      <w:r>
-        <w:t xml:space="preserve">, </w:t>
-      </w:r>
-      <w:proofErr w:type="spellStart"/>
-      <w:r>
-        <w:t>that</w:t>
-      </w:r>
-      <w:proofErr w:type="spellEnd"/>
-      <w:r>
-        <w:t xml:space="preserve"> </w:t>
-      </w:r>
-      <w:proofErr w:type="spellStart"/>
-      <w:r>
-        <w:t>its</w:t>
-      </w:r>
-      <w:proofErr w:type="spellEnd"/>
-      <w:r>
-        <w:t xml:space="preserve"> UART </w:t>
-      </w:r>
-      <w:proofErr w:type="spellStart"/>
-      <w:r>
-        <w:t>output</w:t>
-      </w:r>
-      <w:proofErr w:type="spellEnd"/>
-      <w:r>
-        <w:t xml:space="preserve"> </w:t>
-      </w:r>
-      <w:proofErr w:type="spellStart"/>
-      <w:r>
-        <w:t>did</w:t>
-      </w:r>
-      <w:proofErr w:type="spellEnd"/>
-      <w:r>
-        <w:t xml:space="preserve"> not match </w:t>
-      </w:r>
-      <w:proofErr w:type="spellStart"/>
-      <w:r>
-        <w:t>the</w:t>
-      </w:r>
-      <w:proofErr w:type="spellEnd"/>
-      <w:r>
-        <w:t xml:space="preserve"> </w:t>
-      </w:r>
-      <w:proofErr w:type="spellStart"/>
-      <w:r>
-        <w:t>expected</w:t>
-      </w:r>
-      <w:proofErr w:type="spellEnd"/>
-      <w:r>
-        <w:t xml:space="preserve"> </w:t>
-      </w:r>
-      <w:proofErr w:type="spellStart"/>
-      <w:r>
-        <w:t>regular</w:t>
-      </w:r>
-      <w:proofErr w:type="spellEnd"/>
-      <w:r>
-        <w:t xml:space="preserve"> </w:t>
-      </w:r>
-      <w:proofErr w:type="spellStart"/>
-      <w:r>
-        <w:t>expression</w:t>
-      </w:r>
-      <w:proofErr w:type="spellEnd"/>
-      <w:r>
-        <w:t xml:space="preserve">, </w:t>
-      </w:r>
-      <w:proofErr w:type="spellStart"/>
-      <w:r>
-        <w:t>or</w:t>
-      </w:r>
-      <w:proofErr w:type="spellEnd"/>
-      <w:r>
-        <w:t xml:space="preserve"> </w:t>
-      </w:r>
-      <w:proofErr w:type="spellStart"/>
-      <w:r>
-        <w:t>that</w:t>
-      </w:r>
-      <w:proofErr w:type="spellEnd"/>
-      <w:r>
-        <w:t xml:space="preserve"> </w:t>
-      </w:r>
-      <w:proofErr w:type="spellStart"/>
-      <w:r>
-        <w:t>it</w:t>
-      </w:r>
-      <w:proofErr w:type="spellEnd"/>
-      <w:r>
-        <w:t xml:space="preserve"> </w:t>
-      </w:r>
-      <w:proofErr w:type="spellStart"/>
-      <w:r>
-        <w:t>never</w:t>
-      </w:r>
-      <w:proofErr w:type="spellEnd"/>
-      <w:r>
-        <w:t xml:space="preserve"> </w:t>
-      </w:r>
-      <w:proofErr w:type="spellStart"/>
-      <w:r>
-        <w:t>received</w:t>
-      </w:r>
-      <w:proofErr w:type="spellEnd"/>
-      <w:r>
-        <w:t xml:space="preserve"> and </w:t>
-      </w:r>
-      <w:proofErr w:type="spellStart"/>
-      <w:r>
-        <w:t>forwarded</w:t>
-      </w:r>
-      <w:proofErr w:type="spellEnd"/>
-      <w:r>
-        <w:t xml:space="preserve"> </w:t>
-      </w:r>
-      <w:proofErr w:type="spellStart"/>
-      <w:r>
-        <w:t>matching</w:t>
-      </w:r>
-      <w:proofErr w:type="spellEnd"/>
-      <w:r>
-        <w:t xml:space="preserve"> </w:t>
-      </w:r>
-      <w:proofErr w:type="spellStart"/>
-      <w:r>
-        <w:t>packets</w:t>
-      </w:r>
-      <w:proofErr w:type="spellEnd"/>
-      <w:r>
-        <w:t xml:space="preserve">. This </w:t>
-      </w:r>
-      <w:proofErr w:type="spellStart"/>
-      <w:r>
-        <w:t>should</w:t>
-      </w:r>
-      <w:proofErr w:type="spellEnd"/>
-      <w:r>
-        <w:t xml:space="preserve"> </w:t>
-      </w:r>
-      <w:proofErr w:type="spellStart"/>
-      <w:r>
-        <w:t>be</w:t>
-      </w:r>
-      <w:proofErr w:type="spellEnd"/>
-      <w:r>
-        <w:t xml:space="preserve"> </w:t>
-      </w:r>
-      <w:proofErr w:type="spellStart"/>
-      <w:r>
-        <w:t>checked</w:t>
-      </w:r>
-      <w:proofErr w:type="spellEnd"/>
-      <w:r>
-        <w:t xml:space="preserve"> </w:t>
-      </w:r>
-      <w:proofErr w:type="spellStart"/>
-      <w:r>
-        <w:t>by</w:t>
-      </w:r>
-      <w:proofErr w:type="spellEnd"/>
-      <w:r>
-        <w:t xml:space="preserve"> </w:t>
-      </w:r>
-      <w:proofErr w:type="spellStart"/>
-      <w:r>
-        <w:t>inspecting</w:t>
-      </w:r>
-      <w:proofErr w:type="spellEnd"/>
-      <w:r>
-        <w:t xml:space="preserve"> </w:t>
-      </w:r>
-      <w:proofErr w:type="spellStart"/>
-      <w:r>
-        <w:t>the</w:t>
-      </w:r>
-      <w:proofErr w:type="spellEnd"/>
-      <w:r>
-        <w:t xml:space="preserve"> </w:t>
-      </w:r>
-      <w:proofErr w:type="spellStart"/>
-      <w:r>
-        <w:t>raw</w:t>
-      </w:r>
-      <w:proofErr w:type="spellEnd"/>
-      <w:r>
-        <w:t xml:space="preserve"> UART </w:t>
-      </w:r>
-      <w:proofErr w:type="spellStart"/>
-      <w:r>
-        <w:t>output</w:t>
-      </w:r>
-      <w:proofErr w:type="spellEnd"/>
-      <w:r>
-        <w:t xml:space="preserve"> </w:t>
-      </w:r>
-      <w:proofErr w:type="spellStart"/>
-      <w:r>
-        <w:t>of</w:t>
-      </w:r>
-      <w:proofErr w:type="spellEnd"/>
-      <w:r>
-        <w:t xml:space="preserve"> term_4.</w:t>
+        <w:t>from</w:t>
+      </w:r>
+      <w:proofErr w:type="spellEnd"/>
+      <w:r>
+        <w:t xml:space="preserve"> </w:t>
+      </w:r>
+      <w:proofErr w:type="spellStart"/>
+      <w:r>
+        <w:t>receiving</w:t>
+      </w:r>
+      <w:proofErr w:type="spellEnd"/>
+      <w:r>
+        <w:t xml:space="preserve"> it.</w:t>
       </w:r>
     </w:p>
     <w:p>
@@ -3370,7 +2357,16 @@
     </w:p>
     <w:p>
       <w:r>
-        <w:t xml:space="preserve">The </w:t>
+        <w:lastRenderedPageBreak/>
+        <w:t xml:space="preserve">Overall, </w:t>
+      </w:r>
+      <w:proofErr w:type="spellStart"/>
+      <w:r>
+        <w:t>the</w:t>
+      </w:r>
+      <w:proofErr w:type="spellEnd"/>
+      <w:r>
+        <w:t xml:space="preserve"> </w:t>
       </w:r>
       <w:proofErr w:type="spellStart"/>
       <w:r>
@@ -3382,6 +2378,233 @@
       </w:r>
       <w:proofErr w:type="spellStart"/>
       <w:r>
+        <w:t>works</w:t>
+      </w:r>
+      <w:proofErr w:type="spellEnd"/>
+      <w:r>
+        <w:t xml:space="preserve"> </w:t>
+      </w:r>
+      <w:proofErr w:type="spellStart"/>
+      <w:r>
+        <w:t>well</w:t>
+      </w:r>
+      <w:proofErr w:type="spellEnd"/>
+      <w:r>
+        <w:t xml:space="preserve"> </w:t>
+      </w:r>
+      <w:proofErr w:type="spellStart"/>
+      <w:r>
+        <w:t>as</w:t>
+      </w:r>
+      <w:proofErr w:type="spellEnd"/>
+      <w:r>
+        <w:t xml:space="preserve"> a </w:t>
+      </w:r>
+      <w:proofErr w:type="spellStart"/>
+      <w:r>
+        <w:t>proof</w:t>
+      </w:r>
+      <w:proofErr w:type="spellEnd"/>
+      <w:r>
+        <w:t xml:space="preserve"> </w:t>
+      </w:r>
+      <w:proofErr w:type="spellStart"/>
+      <w:r>
+        <w:t>of</w:t>
+      </w:r>
+      <w:proofErr w:type="spellEnd"/>
+      <w:r>
+        <w:t xml:space="preserve"> </w:t>
+      </w:r>
+      <w:proofErr w:type="spellStart"/>
+      <w:r>
+        <w:t>concept</w:t>
+      </w:r>
+      <w:proofErr w:type="spellEnd"/>
+      <w:r>
+        <w:t xml:space="preserve"> </w:t>
+      </w:r>
+      <w:proofErr w:type="spellStart"/>
+      <w:r>
+        <w:t>for</w:t>
+      </w:r>
+      <w:proofErr w:type="spellEnd"/>
+      <w:r>
+        <w:t xml:space="preserve"> multi-</w:t>
+      </w:r>
+      <w:proofErr w:type="spellStart"/>
+      <w:r>
+        <w:t>hop</w:t>
+      </w:r>
+      <w:proofErr w:type="spellEnd"/>
+      <w:r>
+        <w:t xml:space="preserve"> </w:t>
+      </w:r>
+      <w:proofErr w:type="spellStart"/>
+      <w:r>
+        <w:t>propagation</w:t>
+      </w:r>
+      <w:proofErr w:type="spellEnd"/>
+      <w:r>
+        <w:t xml:space="preserve"> in a </w:t>
+      </w:r>
+      <w:proofErr w:type="spellStart"/>
+      <w:r>
+        <w:t>small</w:t>
+      </w:r>
+      <w:proofErr w:type="spellEnd"/>
+      <w:r>
+        <w:t xml:space="preserve"> </w:t>
+      </w:r>
+      <w:proofErr w:type="spellStart"/>
+      <w:r>
+        <w:t>line</w:t>
+      </w:r>
+      <w:proofErr w:type="spellEnd"/>
+      <w:r>
+        <w:t xml:space="preserve"> </w:t>
+      </w:r>
+      <w:proofErr w:type="spellStart"/>
+      <w:r>
+        <w:t>topology</w:t>
+      </w:r>
+      <w:proofErr w:type="spellEnd"/>
+      <w:r>
+        <w:t xml:space="preserve">. </w:t>
+      </w:r>
+      <w:proofErr w:type="spellStart"/>
+      <w:r>
+        <w:t>It</w:t>
+      </w:r>
+      <w:proofErr w:type="spellEnd"/>
+      <w:r>
+        <w:t xml:space="preserve"> </w:t>
+      </w:r>
+      <w:proofErr w:type="spellStart"/>
+      <w:r>
+        <w:t>uses</w:t>
+      </w:r>
+      <w:proofErr w:type="spellEnd"/>
+      <w:r>
+        <w:t xml:space="preserve"> a simple </w:t>
+      </w:r>
+      <w:proofErr w:type="spellStart"/>
+      <w:r>
+        <w:t>flooding</w:t>
+      </w:r>
+      <w:proofErr w:type="spellEnd"/>
+      <w:r>
+        <w:t xml:space="preserve"> </w:t>
+      </w:r>
+      <w:proofErr w:type="spellStart"/>
+      <w:r>
+        <w:t>approach</w:t>
+      </w:r>
+      <w:proofErr w:type="spellEnd"/>
+      <w:r>
+        <w:t xml:space="preserve">: </w:t>
+      </w:r>
+      <w:proofErr w:type="spellStart"/>
+      <w:r>
+        <w:t>every</w:t>
+      </w:r>
+      <w:proofErr w:type="spellEnd"/>
+      <w:r>
+        <w:t xml:space="preserve"> </w:t>
+      </w:r>
+      <w:proofErr w:type="spellStart"/>
+      <w:r>
+        <w:t>node</w:t>
+      </w:r>
+      <w:proofErr w:type="spellEnd"/>
+      <w:r>
+        <w:t xml:space="preserve"> </w:t>
+      </w:r>
+      <w:proofErr w:type="spellStart"/>
+      <w:r>
+        <w:t>that</w:t>
+      </w:r>
+      <w:proofErr w:type="spellEnd"/>
+      <w:r>
+        <w:t xml:space="preserve"> </w:t>
+      </w:r>
+      <w:proofErr w:type="spellStart"/>
+      <w:r>
+        <w:t>receives</w:t>
+      </w:r>
+      <w:proofErr w:type="spellEnd"/>
+      <w:r>
+        <w:t xml:space="preserve"> a </w:t>
+      </w:r>
+      <w:proofErr w:type="spellStart"/>
+      <w:r>
+        <w:t>new</w:t>
+      </w:r>
+      <w:proofErr w:type="spellEnd"/>
+      <w:r>
+        <w:t xml:space="preserve"> packet </w:t>
+      </w:r>
+      <w:proofErr w:type="spellStart"/>
+      <w:r>
+        <w:t>rebroadcasts</w:t>
+      </w:r>
+      <w:proofErr w:type="spellEnd"/>
+      <w:r>
+        <w:t xml:space="preserve"> </w:t>
+      </w:r>
+      <w:proofErr w:type="spellStart"/>
+      <w:r>
+        <w:t>it</w:t>
+      </w:r>
+      <w:proofErr w:type="spellEnd"/>
+      <w:r>
+        <w:t xml:space="preserve"> </w:t>
+      </w:r>
+      <w:proofErr w:type="spellStart"/>
+      <w:r>
+        <w:t>until</w:t>
+      </w:r>
+      <w:proofErr w:type="spellEnd"/>
+      <w:r>
+        <w:t xml:space="preserve"> </w:t>
+      </w:r>
+      <w:proofErr w:type="spellStart"/>
+      <w:r>
+        <w:t>the</w:t>
+      </w:r>
+      <w:proofErr w:type="spellEnd"/>
+      <w:r>
+        <w:t xml:space="preserve"> TTL </w:t>
+      </w:r>
+      <w:proofErr w:type="spellStart"/>
+      <w:r>
+        <w:t>expires</w:t>
+      </w:r>
+      <w:proofErr w:type="spellEnd"/>
+      <w:r>
+        <w:t>.</w:t>
+      </w:r>
+      <w:r>
+        <w:t xml:space="preserve"> </w:t>
+      </w:r>
+      <w:proofErr w:type="spellStart"/>
+      <w:r>
+        <w:t>However</w:t>
+      </w:r>
+      <w:proofErr w:type="spellEnd"/>
+      <w:r>
+        <w:t xml:space="preserve">, </w:t>
+      </w:r>
+      <w:proofErr w:type="spellStart"/>
+      <w:r>
+        <w:t>it</w:t>
+      </w:r>
+      <w:proofErr w:type="spellEnd"/>
+      <w:r>
+        <w:t xml:space="preserve"> </w:t>
+      </w:r>
+      <w:proofErr w:type="spellStart"/>
+      <w:r>
         <w:t>does</w:t>
       </w:r>
       <w:proofErr w:type="spellEnd"/>
@@ -3398,14 +2621,6 @@
       </w:r>
       <w:proofErr w:type="spellStart"/>
       <w:r>
-        <w:t>very</w:t>
-      </w:r>
-      <w:proofErr w:type="spellEnd"/>
-      <w:r>
-        <w:t xml:space="preserve"> </w:t>
-      </w:r>
-      <w:proofErr w:type="spellStart"/>
-      <w:r>
         <w:t>well</w:t>
       </w:r>
       <w:proofErr w:type="spellEnd"/>
@@ -3426,1049 +2641,226 @@
       </w:r>
       <w:proofErr w:type="spellEnd"/>
       <w:r>
+        <w:t xml:space="preserve"> </w:t>
+      </w:r>
+      <w:proofErr w:type="spellStart"/>
+      <w:r>
+        <w:t>because</w:t>
+      </w:r>
+      <w:proofErr w:type="spellEnd"/>
+      <w:r>
+        <w:t xml:space="preserve"> </w:t>
+      </w:r>
+      <w:proofErr w:type="spellStart"/>
+      <w:r>
+        <w:t>flooding</w:t>
+      </w:r>
+      <w:proofErr w:type="spellEnd"/>
+      <w:r>
+        <w:t xml:space="preserve"> </w:t>
+      </w:r>
+      <w:proofErr w:type="spellStart"/>
+      <w:r>
+        <w:t>creates</w:t>
+      </w:r>
+      <w:proofErr w:type="spellEnd"/>
+      <w:r>
+        <w:t xml:space="preserve"> redundant </w:t>
+      </w:r>
+      <w:proofErr w:type="spellStart"/>
+      <w:r>
+        <w:t>transmissions</w:t>
+      </w:r>
+      <w:proofErr w:type="spellEnd"/>
+      <w:r>
+        <w:t xml:space="preserve">, </w:t>
+      </w:r>
+      <w:proofErr w:type="spellStart"/>
+      <w:r>
+        <w:t>growth</w:t>
+      </w:r>
+      <w:proofErr w:type="spellEnd"/>
+      <w:r>
+        <w:t xml:space="preserve"> in </w:t>
+      </w:r>
+      <w:proofErr w:type="spellStart"/>
+      <w:r>
+        <w:t>latency</w:t>
+      </w:r>
+      <w:proofErr w:type="spellEnd"/>
+      <w:r>
+        <w:t xml:space="preserve"> </w:t>
+      </w:r>
+      <w:r>
+        <w:t xml:space="preserve">and </w:t>
+      </w:r>
+      <w:proofErr w:type="spellStart"/>
+      <w:r>
+        <w:t>increases</w:t>
+      </w:r>
+      <w:proofErr w:type="spellEnd"/>
+      <w:r>
+        <w:t xml:space="preserve"> </w:t>
+      </w:r>
+      <w:proofErr w:type="spellStart"/>
+      <w:r>
+        <w:t>the</w:t>
+      </w:r>
+      <w:proofErr w:type="spellEnd"/>
+      <w:r>
+        <w:t xml:space="preserve"> </w:t>
+      </w:r>
+      <w:proofErr w:type="spellStart"/>
+      <w:r>
+        <w:t>chance</w:t>
+      </w:r>
+      <w:proofErr w:type="spellEnd"/>
+      <w:r>
+        <w:t xml:space="preserve"> </w:t>
+      </w:r>
+      <w:proofErr w:type="spellStart"/>
+      <w:r>
+        <w:t>of</w:t>
+      </w:r>
+      <w:proofErr w:type="spellEnd"/>
+      <w:r>
+        <w:t xml:space="preserve"> </w:t>
+      </w:r>
+      <w:proofErr w:type="spellStart"/>
+      <w:r>
+        <w:t>collisions</w:t>
+      </w:r>
+      <w:proofErr w:type="spellEnd"/>
+      <w:r>
+        <w:t xml:space="preserve">. Future </w:t>
+      </w:r>
+      <w:proofErr w:type="spellStart"/>
+      <w:r>
+        <w:t>improvements</w:t>
+      </w:r>
+      <w:proofErr w:type="spellEnd"/>
+      <w:r>
+        <w:t xml:space="preserve"> </w:t>
+      </w:r>
+      <w:proofErr w:type="spellStart"/>
+      <w:r>
+        <w:t>would</w:t>
+      </w:r>
+      <w:proofErr w:type="spellEnd"/>
+      <w:r>
+        <w:t xml:space="preserve"> </w:t>
+      </w:r>
+      <w:proofErr w:type="spellStart"/>
+      <w:r>
+        <w:t>include</w:t>
+      </w:r>
+      <w:proofErr w:type="spellEnd"/>
+      <w:r>
+        <w:t xml:space="preserve"> </w:t>
+      </w:r>
+      <w:proofErr w:type="spellStart"/>
+      <w:r>
+        <w:t>acknowledgements</w:t>
+      </w:r>
+      <w:proofErr w:type="spellEnd"/>
+      <w:r>
+        <w:t xml:space="preserve">, </w:t>
+      </w:r>
+      <w:proofErr w:type="spellStart"/>
+      <w:r>
+        <w:t>retransmissions</w:t>
+      </w:r>
+      <w:proofErr w:type="spellEnd"/>
+      <w:r>
+        <w:t xml:space="preserve">, </w:t>
+      </w:r>
+      <w:proofErr w:type="spellStart"/>
+      <w:r>
+        <w:t>randomized</w:t>
+      </w:r>
+      <w:proofErr w:type="spellEnd"/>
+      <w:r>
+        <w:t xml:space="preserve"> </w:t>
+      </w:r>
+      <w:proofErr w:type="spellStart"/>
+      <w:r>
+        <w:t>forwarding</w:t>
+      </w:r>
+      <w:proofErr w:type="spellEnd"/>
+      <w:r>
+        <w:t xml:space="preserve"> </w:t>
+      </w:r>
+      <w:proofErr w:type="spellStart"/>
+      <w:r>
+        <w:t>delays</w:t>
+      </w:r>
+      <w:proofErr w:type="spellEnd"/>
+      <w:r>
+        <w:t xml:space="preserve">, larger </w:t>
+      </w:r>
+      <w:proofErr w:type="spellStart"/>
+      <w:r>
+        <w:t>sequence</w:t>
+      </w:r>
+      <w:proofErr w:type="spellEnd"/>
+      <w:r>
+        <w:t xml:space="preserve"> </w:t>
+      </w:r>
+      <w:proofErr w:type="spellStart"/>
+      <w:r>
+        <w:t>numbers</w:t>
+      </w:r>
+      <w:proofErr w:type="spellEnd"/>
+      <w:r>
+        <w:t xml:space="preserve"> and </w:t>
+      </w:r>
+      <w:proofErr w:type="spellStart"/>
+      <w:r>
+        <w:t>duplicate</w:t>
+      </w:r>
+      <w:proofErr w:type="spellEnd"/>
+      <w:r>
+        <w:t xml:space="preserve"> </w:t>
+      </w:r>
+      <w:proofErr w:type="spellStart"/>
+      <w:r>
+        <w:t>detection</w:t>
+      </w:r>
+      <w:proofErr w:type="spellEnd"/>
+      <w:r>
+        <w:t xml:space="preserve"> </w:t>
+      </w:r>
+      <w:proofErr w:type="spellStart"/>
+      <w:r>
+        <w:t>based</w:t>
+      </w:r>
+      <w:proofErr w:type="spellEnd"/>
+      <w:r>
+        <w:t xml:space="preserve"> on </w:t>
+      </w:r>
+      <w:proofErr w:type="spellStart"/>
+      <w:r>
+        <w:t>both</w:t>
+      </w:r>
+      <w:proofErr w:type="spellEnd"/>
+      <w:r>
+        <w:t xml:space="preserve"> source ID and </w:t>
+      </w:r>
+      <w:proofErr w:type="spellStart"/>
+      <w:r>
+        <w:t>sequence</w:t>
+      </w:r>
+      <w:proofErr w:type="spellEnd"/>
+      <w:r>
+        <w:t xml:space="preserve"> </w:t>
+      </w:r>
+      <w:proofErr w:type="spellStart"/>
+      <w:r>
+        <w:t>number</w:t>
+      </w:r>
+      <w:proofErr w:type="spellEnd"/>
+      <w:r>
         <w:t xml:space="preserve">. </w:t>
-      </w:r>
-      <w:proofErr w:type="spellStart"/>
-      <w:r>
-        <w:t>It</w:t>
-      </w:r>
-      <w:proofErr w:type="spellEnd"/>
-      <w:r>
-        <w:t xml:space="preserve"> </w:t>
-      </w:r>
-      <w:proofErr w:type="spellStart"/>
-      <w:r>
-        <w:t>uses</w:t>
-      </w:r>
-      <w:proofErr w:type="spellEnd"/>
-      <w:r>
-        <w:t xml:space="preserve"> a simple </w:t>
-      </w:r>
-      <w:proofErr w:type="spellStart"/>
-      <w:r>
-        <w:t>flooding</w:t>
-      </w:r>
-      <w:proofErr w:type="spellEnd"/>
-      <w:r>
-        <w:t xml:space="preserve"> </w:t>
-      </w:r>
-      <w:proofErr w:type="spellStart"/>
-      <w:r>
-        <w:t>approach</w:t>
-      </w:r>
-      <w:proofErr w:type="spellEnd"/>
-      <w:r>
-        <w:t xml:space="preserve">: </w:t>
-      </w:r>
-      <w:proofErr w:type="spellStart"/>
-      <w:r>
-        <w:t>every</w:t>
-      </w:r>
-      <w:proofErr w:type="spellEnd"/>
-      <w:r>
-        <w:t xml:space="preserve"> </w:t>
-      </w:r>
-      <w:proofErr w:type="spellStart"/>
-      <w:r>
-        <w:t>node</w:t>
-      </w:r>
-      <w:proofErr w:type="spellEnd"/>
-      <w:r>
-        <w:t xml:space="preserve"> </w:t>
-      </w:r>
-      <w:proofErr w:type="spellStart"/>
-      <w:r>
-        <w:t>that</w:t>
-      </w:r>
-      <w:proofErr w:type="spellEnd"/>
-      <w:r>
-        <w:t xml:space="preserve"> </w:t>
-      </w:r>
-      <w:proofErr w:type="spellStart"/>
-      <w:r>
-        <w:t>receives</w:t>
-      </w:r>
-      <w:proofErr w:type="spellEnd"/>
-      <w:r>
-        <w:t xml:space="preserve"> a </w:t>
-      </w:r>
-      <w:proofErr w:type="spellStart"/>
-      <w:r>
-        <w:t>new</w:t>
-      </w:r>
-      <w:proofErr w:type="spellEnd"/>
-      <w:r>
-        <w:t xml:space="preserve"> packet </w:t>
-      </w:r>
-      <w:proofErr w:type="spellStart"/>
-      <w:r>
-        <w:t>rebroadcasts</w:t>
-      </w:r>
-      <w:proofErr w:type="spellEnd"/>
-      <w:r>
-        <w:t xml:space="preserve"> </w:t>
-      </w:r>
-      <w:proofErr w:type="spellStart"/>
-      <w:r>
-        <w:t>it</w:t>
-      </w:r>
-      <w:proofErr w:type="spellEnd"/>
-      <w:r>
-        <w:t xml:space="preserve"> </w:t>
-      </w:r>
-      <w:proofErr w:type="spellStart"/>
-      <w:r>
-        <w:t>until</w:t>
-      </w:r>
-      <w:proofErr w:type="spellEnd"/>
-      <w:r>
-        <w:t xml:space="preserve"> </w:t>
-      </w:r>
-      <w:proofErr w:type="spellStart"/>
-      <w:r>
-        <w:t>the</w:t>
-      </w:r>
-      <w:proofErr w:type="spellEnd"/>
-      <w:r>
-        <w:t xml:space="preserve"> TTL </w:t>
-      </w:r>
-      <w:proofErr w:type="spellStart"/>
-      <w:r>
-        <w:t>expires</w:t>
-      </w:r>
-      <w:proofErr w:type="spellEnd"/>
-      <w:r>
-        <w:t xml:space="preserve">. This </w:t>
-      </w:r>
-      <w:proofErr w:type="spellStart"/>
-      <w:r>
-        <w:t>is</w:t>
-      </w:r>
-      <w:proofErr w:type="spellEnd"/>
-      <w:r>
-        <w:t xml:space="preserve"> </w:t>
-      </w:r>
-      <w:proofErr w:type="spellStart"/>
-      <w:r>
-        <w:t>acceptable</w:t>
-      </w:r>
-      <w:proofErr w:type="spellEnd"/>
-      <w:r>
-        <w:t xml:space="preserve"> </w:t>
-      </w:r>
-      <w:proofErr w:type="spellStart"/>
-      <w:r>
-        <w:t>for</w:t>
-      </w:r>
-      <w:proofErr w:type="spellEnd"/>
-      <w:r>
-        <w:t xml:space="preserve"> </w:t>
-      </w:r>
-      <w:proofErr w:type="spellStart"/>
-      <w:r>
-        <w:t>four</w:t>
-      </w:r>
-      <w:proofErr w:type="spellEnd"/>
-      <w:r>
-        <w:t xml:space="preserve"> </w:t>
-      </w:r>
-      <w:proofErr w:type="spellStart"/>
-      <w:r>
-        <w:t>nodes</w:t>
-      </w:r>
-      <w:proofErr w:type="spellEnd"/>
-      <w:r>
-        <w:t xml:space="preserve"> in a </w:t>
-      </w:r>
-      <w:proofErr w:type="spellStart"/>
-      <w:r>
-        <w:t>line</w:t>
-      </w:r>
-      <w:proofErr w:type="spellEnd"/>
-      <w:r>
-        <w:t xml:space="preserve"> </w:t>
-      </w:r>
-      <w:proofErr w:type="spellStart"/>
-      <w:r>
-        <w:t>topology</w:t>
-      </w:r>
-      <w:proofErr w:type="spellEnd"/>
-      <w:r>
-        <w:t xml:space="preserve">, but in larger </w:t>
-      </w:r>
-      <w:proofErr w:type="spellStart"/>
-      <w:r>
-        <w:t>networks</w:t>
-      </w:r>
-      <w:proofErr w:type="spellEnd"/>
-      <w:r>
-        <w:t xml:space="preserve"> </w:t>
-      </w:r>
-      <w:proofErr w:type="spellStart"/>
-      <w:r>
-        <w:t>it</w:t>
-      </w:r>
-      <w:proofErr w:type="spellEnd"/>
-      <w:r>
-        <w:t xml:space="preserve"> </w:t>
-      </w:r>
-      <w:proofErr w:type="spellStart"/>
-      <w:r>
-        <w:t>can</w:t>
-      </w:r>
-      <w:proofErr w:type="spellEnd"/>
-      <w:r>
-        <w:t xml:space="preserve"> </w:t>
-      </w:r>
-      <w:proofErr w:type="spellStart"/>
-      <w:r>
-        <w:t>lead</w:t>
-      </w:r>
-      <w:proofErr w:type="spellEnd"/>
-      <w:r>
-        <w:t xml:space="preserve"> </w:t>
-      </w:r>
-      <w:proofErr w:type="spellStart"/>
-      <w:r>
-        <w:t>to</w:t>
-      </w:r>
-      <w:proofErr w:type="spellEnd"/>
-      <w:r>
-        <w:t xml:space="preserve"> </w:t>
-      </w:r>
-      <w:proofErr w:type="spellStart"/>
-      <w:r>
-        <w:t>several</w:t>
-      </w:r>
-      <w:proofErr w:type="spellEnd"/>
-      <w:r>
-        <w:t xml:space="preserve"> </w:t>
-      </w:r>
-      <w:proofErr w:type="spellStart"/>
-      <w:r>
-        <w:t>problems</w:t>
-      </w:r>
-      <w:proofErr w:type="spellEnd"/>
-      <w:r>
-        <w:t>.</w:t>
-      </w:r>
-    </w:p>
-    <w:p>
-      <w:r>
-        <w:t xml:space="preserve">First, </w:t>
-      </w:r>
-      <w:proofErr w:type="spellStart"/>
-      <w:r>
-        <w:t>the</w:t>
-      </w:r>
-      <w:proofErr w:type="spellEnd"/>
-      <w:r>
-        <w:t xml:space="preserve"> </w:t>
-      </w:r>
-      <w:proofErr w:type="spellStart"/>
-      <w:r>
-        <w:t>amount</w:t>
-      </w:r>
-      <w:proofErr w:type="spellEnd"/>
-      <w:r>
-        <w:t xml:space="preserve"> </w:t>
-      </w:r>
-      <w:proofErr w:type="spellStart"/>
-      <w:r>
-        <w:t>of</w:t>
-      </w:r>
-      <w:proofErr w:type="spellEnd"/>
-      <w:r>
-        <w:t xml:space="preserve"> </w:t>
-      </w:r>
-      <w:proofErr w:type="spellStart"/>
-      <w:r>
-        <w:t>traffic</w:t>
-      </w:r>
-      <w:proofErr w:type="spellEnd"/>
-      <w:r>
-        <w:t xml:space="preserve"> </w:t>
-      </w:r>
-      <w:proofErr w:type="spellStart"/>
-      <w:r>
-        <w:t>increases</w:t>
-      </w:r>
-      <w:proofErr w:type="spellEnd"/>
-      <w:r>
-        <w:t xml:space="preserve"> </w:t>
-      </w:r>
-      <w:proofErr w:type="spellStart"/>
-      <w:r>
-        <w:t>quickly</w:t>
-      </w:r>
-      <w:proofErr w:type="spellEnd"/>
-      <w:r>
-        <w:t xml:space="preserve"> </w:t>
-      </w:r>
-      <w:proofErr w:type="spellStart"/>
-      <w:r>
-        <w:t>because</w:t>
-      </w:r>
-      <w:proofErr w:type="spellEnd"/>
-      <w:r>
-        <w:t xml:space="preserve"> </w:t>
-      </w:r>
-      <w:proofErr w:type="spellStart"/>
-      <w:r>
-        <w:t>many</w:t>
-      </w:r>
-      <w:proofErr w:type="spellEnd"/>
-      <w:r>
-        <w:t xml:space="preserve"> </w:t>
-      </w:r>
-      <w:proofErr w:type="spellStart"/>
-      <w:r>
-        <w:t>nodes</w:t>
-      </w:r>
-      <w:proofErr w:type="spellEnd"/>
-      <w:r>
-        <w:t xml:space="preserve"> </w:t>
-      </w:r>
-      <w:proofErr w:type="spellStart"/>
-      <w:r>
-        <w:t>may</w:t>
-      </w:r>
-      <w:proofErr w:type="spellEnd"/>
-      <w:r>
-        <w:t xml:space="preserve"> </w:t>
-      </w:r>
-      <w:proofErr w:type="spellStart"/>
-      <w:r>
-        <w:t>rebroadcast</w:t>
-      </w:r>
-      <w:proofErr w:type="spellEnd"/>
-      <w:r>
-        <w:t xml:space="preserve"> </w:t>
-      </w:r>
-      <w:proofErr w:type="spellStart"/>
-      <w:r>
-        <w:t>the</w:t>
-      </w:r>
-      <w:proofErr w:type="spellEnd"/>
-      <w:r>
-        <w:t xml:space="preserve"> same packet. This </w:t>
-      </w:r>
-      <w:proofErr w:type="spellStart"/>
-      <w:r>
-        <w:t>can</w:t>
-      </w:r>
-      <w:proofErr w:type="spellEnd"/>
-      <w:r>
-        <w:t xml:space="preserve"> </w:t>
-      </w:r>
-      <w:proofErr w:type="spellStart"/>
-      <w:r>
-        <w:t>cause</w:t>
-      </w:r>
-      <w:proofErr w:type="spellEnd"/>
-      <w:r>
-        <w:t xml:space="preserve"> </w:t>
-      </w:r>
-      <w:proofErr w:type="spellStart"/>
-      <w:r>
-        <w:t>collisions</w:t>
-      </w:r>
-      <w:proofErr w:type="spellEnd"/>
-      <w:r>
-        <w:t xml:space="preserve"> and </w:t>
-      </w:r>
-      <w:proofErr w:type="spellStart"/>
-      <w:r>
-        <w:t>increase</w:t>
-      </w:r>
-      <w:proofErr w:type="spellEnd"/>
-      <w:r>
-        <w:t xml:space="preserve"> </w:t>
-      </w:r>
-      <w:proofErr w:type="spellStart"/>
-      <w:r>
-        <w:t>the</w:t>
-      </w:r>
-      <w:proofErr w:type="spellEnd"/>
-      <w:r>
-        <w:t xml:space="preserve"> </w:t>
-      </w:r>
-      <w:proofErr w:type="spellStart"/>
-      <w:r>
-        <w:t>probability</w:t>
-      </w:r>
-      <w:proofErr w:type="spellEnd"/>
-      <w:r>
-        <w:t xml:space="preserve"> </w:t>
-      </w:r>
-      <w:proofErr w:type="spellStart"/>
-      <w:r>
-        <w:t>that</w:t>
-      </w:r>
-      <w:proofErr w:type="spellEnd"/>
-      <w:r>
-        <w:t xml:space="preserve"> </w:t>
-      </w:r>
-      <w:proofErr w:type="spellStart"/>
-      <w:r>
-        <w:t>advertisements</w:t>
-      </w:r>
-      <w:proofErr w:type="spellEnd"/>
-      <w:r>
-        <w:t xml:space="preserve"> </w:t>
-      </w:r>
-      <w:proofErr w:type="spellStart"/>
-      <w:r>
-        <w:t>are</w:t>
-      </w:r>
-      <w:proofErr w:type="spellEnd"/>
-      <w:r>
-        <w:t xml:space="preserve"> </w:t>
-      </w:r>
-      <w:proofErr w:type="spellStart"/>
-      <w:r>
-        <w:t>missed</w:t>
-      </w:r>
-      <w:proofErr w:type="spellEnd"/>
-      <w:r>
-        <w:t xml:space="preserve">. Second, </w:t>
-      </w:r>
-      <w:proofErr w:type="spellStart"/>
-      <w:r>
-        <w:t>the</w:t>
-      </w:r>
-      <w:proofErr w:type="spellEnd"/>
-      <w:r>
-        <w:t xml:space="preserve"> </w:t>
-      </w:r>
-      <w:proofErr w:type="spellStart"/>
-      <w:r>
-        <w:t>latency</w:t>
-      </w:r>
-      <w:proofErr w:type="spellEnd"/>
-      <w:r>
-        <w:t xml:space="preserve"> </w:t>
-      </w:r>
-      <w:proofErr w:type="spellStart"/>
-      <w:r>
-        <w:t>grows</w:t>
-      </w:r>
-      <w:proofErr w:type="spellEnd"/>
-      <w:r>
-        <w:t xml:space="preserve"> </w:t>
-      </w:r>
-      <w:proofErr w:type="spellStart"/>
-      <w:r>
-        <w:t>with</w:t>
-      </w:r>
-      <w:proofErr w:type="spellEnd"/>
-      <w:r>
-        <w:t xml:space="preserve"> </w:t>
-      </w:r>
-      <w:proofErr w:type="spellStart"/>
-      <w:r>
-        <w:t>the</w:t>
-      </w:r>
-      <w:proofErr w:type="spellEnd"/>
-      <w:r>
-        <w:t xml:space="preserve"> </w:t>
-      </w:r>
-      <w:proofErr w:type="spellStart"/>
-      <w:r>
-        <w:t>number</w:t>
-      </w:r>
-      <w:proofErr w:type="spellEnd"/>
-      <w:r>
-        <w:t xml:space="preserve"> </w:t>
-      </w:r>
-      <w:proofErr w:type="spellStart"/>
-      <w:r>
-        <w:t>of</w:t>
-      </w:r>
-      <w:proofErr w:type="spellEnd"/>
-      <w:r>
-        <w:t xml:space="preserve"> hops, </w:t>
-      </w:r>
-      <w:proofErr w:type="spellStart"/>
-      <w:r>
-        <w:t>because</w:t>
-      </w:r>
-      <w:proofErr w:type="spellEnd"/>
-      <w:r>
-        <w:t xml:space="preserve"> </w:t>
-      </w:r>
-      <w:proofErr w:type="spellStart"/>
-      <w:r>
-        <w:t>each</w:t>
-      </w:r>
-      <w:proofErr w:type="spellEnd"/>
-      <w:r>
-        <w:t xml:space="preserve"> </w:t>
-      </w:r>
-      <w:proofErr w:type="spellStart"/>
-      <w:r>
-        <w:t>hop</w:t>
-      </w:r>
-      <w:proofErr w:type="spellEnd"/>
-      <w:r>
-        <w:t xml:space="preserve"> </w:t>
-      </w:r>
-      <w:proofErr w:type="spellStart"/>
-      <w:r>
-        <w:t>adds</w:t>
-      </w:r>
-      <w:proofErr w:type="spellEnd"/>
-      <w:r>
-        <w:t xml:space="preserve"> </w:t>
-      </w:r>
-      <w:proofErr w:type="spellStart"/>
-      <w:r>
-        <w:t>advertising</w:t>
-      </w:r>
-      <w:proofErr w:type="spellEnd"/>
-      <w:r>
-        <w:t xml:space="preserve"> and </w:t>
-      </w:r>
-      <w:proofErr w:type="spellStart"/>
-      <w:r>
-        <w:t>scanning</w:t>
-      </w:r>
-      <w:proofErr w:type="spellEnd"/>
-      <w:r>
-        <w:t xml:space="preserve"> </w:t>
-      </w:r>
-      <w:proofErr w:type="spellStart"/>
-      <w:r>
-        <w:t>delay</w:t>
-      </w:r>
-      <w:proofErr w:type="spellEnd"/>
-      <w:r>
-        <w:t xml:space="preserve">. Third, </w:t>
-      </w:r>
-      <w:proofErr w:type="spellStart"/>
-      <w:r>
-        <w:t>the</w:t>
-      </w:r>
-      <w:proofErr w:type="spellEnd"/>
-      <w:r>
-        <w:t xml:space="preserve"> </w:t>
-      </w:r>
-      <w:proofErr w:type="spellStart"/>
-      <w:r>
-        <w:t>sequence</w:t>
-      </w:r>
-      <w:proofErr w:type="spellEnd"/>
-      <w:r>
-        <w:t xml:space="preserve"> </w:t>
-      </w:r>
-      <w:proofErr w:type="spellStart"/>
-      <w:r>
-        <w:t>number</w:t>
-      </w:r>
-      <w:proofErr w:type="spellEnd"/>
-      <w:r>
-        <w:t xml:space="preserve"> </w:t>
-      </w:r>
-      <w:proofErr w:type="spellStart"/>
-      <w:r>
-        <w:t>is</w:t>
-      </w:r>
-      <w:proofErr w:type="spellEnd"/>
-      <w:r>
-        <w:t xml:space="preserve"> </w:t>
-      </w:r>
-      <w:proofErr w:type="spellStart"/>
-      <w:r>
-        <w:t>only</w:t>
-      </w:r>
-      <w:proofErr w:type="spellEnd"/>
-      <w:r>
-        <w:t xml:space="preserve"> 8 </w:t>
-      </w:r>
-      <w:proofErr w:type="spellStart"/>
-      <w:r>
-        <w:t>bit</w:t>
-      </w:r>
-      <w:proofErr w:type="spellEnd"/>
-      <w:r>
-        <w:t xml:space="preserve"> </w:t>
-      </w:r>
-      <w:proofErr w:type="spellStart"/>
-      <w:r>
-        <w:t>wide</w:t>
-      </w:r>
-      <w:proofErr w:type="spellEnd"/>
-      <w:r>
-        <w:t xml:space="preserve">, so </w:t>
-      </w:r>
-      <w:proofErr w:type="spellStart"/>
-      <w:r>
-        <w:t>it</w:t>
-      </w:r>
-      <w:proofErr w:type="spellEnd"/>
-      <w:r>
-        <w:t xml:space="preserve"> </w:t>
-      </w:r>
-      <w:proofErr w:type="spellStart"/>
-      <w:r>
-        <w:t>wraps</w:t>
-      </w:r>
-      <w:proofErr w:type="spellEnd"/>
-      <w:r>
-        <w:t xml:space="preserve"> </w:t>
-      </w:r>
-      <w:proofErr w:type="spellStart"/>
-      <w:r>
-        <w:t>around</w:t>
-      </w:r>
-      <w:proofErr w:type="spellEnd"/>
-      <w:r>
-        <w:t xml:space="preserve"> after 256 </w:t>
-      </w:r>
-      <w:proofErr w:type="spellStart"/>
-      <w:r>
-        <w:t>messages</w:t>
-      </w:r>
-      <w:proofErr w:type="spellEnd"/>
-      <w:r>
-        <w:t xml:space="preserve">. Since </w:t>
-      </w:r>
-      <w:proofErr w:type="spellStart"/>
-      <w:r>
-        <w:t>duplicate</w:t>
-      </w:r>
-      <w:proofErr w:type="spellEnd"/>
-      <w:r>
-        <w:t xml:space="preserve"> </w:t>
-      </w:r>
-      <w:proofErr w:type="spellStart"/>
-      <w:r>
-        <w:t>detection</w:t>
-      </w:r>
-      <w:proofErr w:type="spellEnd"/>
-      <w:r>
-        <w:t xml:space="preserve"> </w:t>
-      </w:r>
-      <w:proofErr w:type="spellStart"/>
-      <w:r>
-        <w:t>is</w:t>
-      </w:r>
-      <w:proofErr w:type="spellEnd"/>
-      <w:r>
-        <w:t xml:space="preserve"> </w:t>
-      </w:r>
-      <w:proofErr w:type="spellStart"/>
-      <w:r>
-        <w:t>only</w:t>
-      </w:r>
-      <w:proofErr w:type="spellEnd"/>
-      <w:r>
-        <w:t xml:space="preserve"> </w:t>
-      </w:r>
-      <w:proofErr w:type="spellStart"/>
-      <w:r>
-        <w:t>based</w:t>
-      </w:r>
-      <w:proofErr w:type="spellEnd"/>
-      <w:r>
-        <w:t xml:space="preserve"> on </w:t>
-      </w:r>
-      <w:proofErr w:type="spellStart"/>
-      <w:r>
-        <w:t>the</w:t>
-      </w:r>
-      <w:proofErr w:type="spellEnd"/>
-      <w:r>
-        <w:t xml:space="preserve"> </w:t>
-      </w:r>
-      <w:proofErr w:type="spellStart"/>
-      <w:r>
-        <w:t>sequence</w:t>
-      </w:r>
-      <w:proofErr w:type="spellEnd"/>
-      <w:r>
-        <w:t xml:space="preserve"> </w:t>
-      </w:r>
-      <w:proofErr w:type="spellStart"/>
-      <w:r>
-        <w:t>number</w:t>
-      </w:r>
-      <w:proofErr w:type="spellEnd"/>
-      <w:r>
-        <w:t xml:space="preserve">, </w:t>
-      </w:r>
-      <w:proofErr w:type="spellStart"/>
-      <w:r>
-        <w:t>old</w:t>
-      </w:r>
-      <w:proofErr w:type="spellEnd"/>
-      <w:r>
-        <w:t xml:space="preserve"> and </w:t>
-      </w:r>
-      <w:proofErr w:type="spellStart"/>
-      <w:r>
-        <w:t>new</w:t>
-      </w:r>
-      <w:proofErr w:type="spellEnd"/>
-      <w:r>
-        <w:t xml:space="preserve"> </w:t>
-      </w:r>
-      <w:proofErr w:type="spellStart"/>
-      <w:r>
-        <w:t>messages</w:t>
-      </w:r>
-      <w:proofErr w:type="spellEnd"/>
-      <w:r>
-        <w:t xml:space="preserve"> </w:t>
-      </w:r>
-      <w:proofErr w:type="spellStart"/>
-      <w:r>
-        <w:t>may</w:t>
-      </w:r>
-      <w:proofErr w:type="spellEnd"/>
-      <w:r>
-        <w:t xml:space="preserve"> </w:t>
-      </w:r>
-      <w:proofErr w:type="spellStart"/>
-      <w:r>
-        <w:t>be</w:t>
-      </w:r>
-      <w:proofErr w:type="spellEnd"/>
-      <w:r>
-        <w:t xml:space="preserve"> </w:t>
-      </w:r>
-      <w:proofErr w:type="spellStart"/>
-      <w:r>
-        <w:t>confused</w:t>
-      </w:r>
-      <w:proofErr w:type="spellEnd"/>
-      <w:r>
-        <w:t xml:space="preserve"> after </w:t>
-      </w:r>
-      <w:proofErr w:type="spellStart"/>
-      <w:r>
-        <w:t>wrap-around</w:t>
-      </w:r>
-      <w:proofErr w:type="spellEnd"/>
-      <w:r>
-        <w:t>.</w:t>
-      </w:r>
-    </w:p>
-    <w:p>
-      <w:r>
-        <w:t xml:space="preserve">A </w:t>
-      </w:r>
-      <w:proofErr w:type="spellStart"/>
-      <w:r>
-        <w:t>further</w:t>
-      </w:r>
-      <w:proofErr w:type="spellEnd"/>
-      <w:r>
-        <w:t xml:space="preserve"> </w:t>
-      </w:r>
-      <w:proofErr w:type="spellStart"/>
-      <w:r>
-        <w:t>limitation</w:t>
-      </w:r>
-      <w:proofErr w:type="spellEnd"/>
-      <w:r>
-        <w:t xml:space="preserve"> </w:t>
-      </w:r>
-      <w:proofErr w:type="spellStart"/>
-      <w:r>
-        <w:t>is</w:t>
-      </w:r>
-      <w:proofErr w:type="spellEnd"/>
-      <w:r>
-        <w:t xml:space="preserve"> </w:t>
-      </w:r>
-      <w:proofErr w:type="spellStart"/>
-      <w:r>
-        <w:t>the</w:t>
-      </w:r>
-      <w:proofErr w:type="spellEnd"/>
-      <w:r>
-        <w:t xml:space="preserve"> </w:t>
-      </w:r>
-      <w:proofErr w:type="spellStart"/>
-      <w:r>
-        <w:t>duplicate</w:t>
-      </w:r>
-      <w:proofErr w:type="spellEnd"/>
-      <w:r>
-        <w:t xml:space="preserve"> </w:t>
-      </w:r>
-      <w:proofErr w:type="spellStart"/>
-      <w:r>
-        <w:t>detection</w:t>
-      </w:r>
-      <w:proofErr w:type="spellEnd"/>
-      <w:r>
-        <w:t xml:space="preserve"> in </w:t>
-      </w:r>
-      <w:proofErr w:type="spellStart"/>
-      <w:r>
-        <w:t>the</w:t>
-      </w:r>
-      <w:proofErr w:type="spellEnd"/>
-      <w:r>
-        <w:t xml:space="preserve"> code. </w:t>
-      </w:r>
-      <w:proofErr w:type="spellStart"/>
-      <w:r>
-        <w:t>Currently</w:t>
-      </w:r>
-      <w:proofErr w:type="spellEnd"/>
-      <w:r>
-        <w:t xml:space="preserve">, </w:t>
-      </w:r>
-      <w:proofErr w:type="spellStart"/>
-      <w:r>
-        <w:t>only</w:t>
-      </w:r>
-      <w:proofErr w:type="spellEnd"/>
-      <w:r>
-        <w:t xml:space="preserve"> </w:t>
-      </w:r>
-      <w:proofErr w:type="spellStart"/>
-      <w:r>
-        <w:t>the</w:t>
-      </w:r>
-      <w:proofErr w:type="spellEnd"/>
-      <w:r>
-        <w:t xml:space="preserve"> </w:t>
-      </w:r>
-      <w:proofErr w:type="spellStart"/>
-      <w:r>
-        <w:t>sequence</w:t>
-      </w:r>
-      <w:proofErr w:type="spellEnd"/>
-      <w:r>
-        <w:t xml:space="preserve"> </w:t>
-      </w:r>
-      <w:proofErr w:type="spellStart"/>
-      <w:r>
-        <w:t>number</w:t>
-      </w:r>
-      <w:proofErr w:type="spellEnd"/>
-      <w:r>
-        <w:t xml:space="preserve"> </w:t>
-      </w:r>
-      <w:proofErr w:type="spellStart"/>
-      <w:r>
-        <w:t>is</w:t>
-      </w:r>
-      <w:proofErr w:type="spellEnd"/>
-      <w:r>
-        <w:t xml:space="preserve"> </w:t>
-      </w:r>
-      <w:proofErr w:type="spellStart"/>
-      <w:r>
-        <w:t>stored</w:t>
-      </w:r>
-      <w:proofErr w:type="spellEnd"/>
-      <w:r>
-        <w:t xml:space="preserve">. A </w:t>
-      </w:r>
-      <w:proofErr w:type="spellStart"/>
-      <w:r>
-        <w:t>better</w:t>
-      </w:r>
-      <w:proofErr w:type="spellEnd"/>
-      <w:r>
-        <w:t xml:space="preserve"> design </w:t>
-      </w:r>
-      <w:proofErr w:type="spellStart"/>
-      <w:r>
-        <w:t>would</w:t>
-      </w:r>
-      <w:proofErr w:type="spellEnd"/>
-      <w:r>
-        <w:t xml:space="preserve"> </w:t>
-      </w:r>
-      <w:proofErr w:type="spellStart"/>
-      <w:r>
-        <w:t>include</w:t>
-      </w:r>
-      <w:proofErr w:type="spellEnd"/>
-      <w:r>
-        <w:t xml:space="preserve"> at least </w:t>
-      </w:r>
-      <w:proofErr w:type="spellStart"/>
-      <w:r>
-        <w:t>the</w:t>
-      </w:r>
-      <w:proofErr w:type="spellEnd"/>
-      <w:r>
-        <w:t xml:space="preserve"> </w:t>
-      </w:r>
-      <w:proofErr w:type="spellStart"/>
-      <w:r>
-        <w:t>sender</w:t>
-      </w:r>
-      <w:proofErr w:type="spellEnd"/>
-      <w:r>
-        <w:t xml:space="preserve"> ID and </w:t>
-      </w:r>
-      <w:proofErr w:type="spellStart"/>
-      <w:r>
-        <w:t>the</w:t>
-      </w:r>
-      <w:proofErr w:type="spellEnd"/>
-      <w:r>
-        <w:t xml:space="preserve"> </w:t>
-      </w:r>
-      <w:proofErr w:type="spellStart"/>
-      <w:r>
-        <w:t>sequence</w:t>
-      </w:r>
-      <w:proofErr w:type="spellEnd"/>
-      <w:r>
-        <w:t xml:space="preserve"> </w:t>
-      </w:r>
-      <w:proofErr w:type="spellStart"/>
-      <w:r>
-        <w:t>number</w:t>
-      </w:r>
-      <w:proofErr w:type="spellEnd"/>
-      <w:r>
-        <w:t xml:space="preserve">, </w:t>
-      </w:r>
-      <w:proofErr w:type="spellStart"/>
-      <w:r>
-        <w:t>for</w:t>
-      </w:r>
-      <w:proofErr w:type="spellEnd"/>
-      <w:r>
-        <w:t xml:space="preserve"> </w:t>
-      </w:r>
-      <w:proofErr w:type="spellStart"/>
-      <w:r>
-        <w:t>example</w:t>
-      </w:r>
-      <w:proofErr w:type="spellEnd"/>
-      <w:r>
-        <w:t xml:space="preserve"> (</w:t>
-      </w:r>
-      <w:proofErr w:type="spellStart"/>
-      <w:r>
-        <w:t>source_node_id</w:t>
-      </w:r>
-      <w:proofErr w:type="spellEnd"/>
-      <w:r>
-        <w:t xml:space="preserve">, </w:t>
-      </w:r>
-      <w:proofErr w:type="spellStart"/>
-      <w:r>
-        <w:t>sequence_number</w:t>
-      </w:r>
-      <w:proofErr w:type="spellEnd"/>
-      <w:r>
-        <w:t xml:space="preserve">). </w:t>
-      </w:r>
-      <w:proofErr w:type="spellStart"/>
-      <w:r>
-        <w:t>Otherwise</w:t>
-      </w:r>
-      <w:proofErr w:type="spellEnd"/>
-      <w:r>
-        <w:t xml:space="preserve">, </w:t>
-      </w:r>
-      <w:proofErr w:type="spellStart"/>
-      <w:r>
-        <w:t>two</w:t>
-      </w:r>
-      <w:proofErr w:type="spellEnd"/>
-      <w:r>
-        <w:t xml:space="preserve"> different </w:t>
-      </w:r>
-      <w:proofErr w:type="spellStart"/>
-      <w:r>
-        <w:t>nodes</w:t>
-      </w:r>
-      <w:proofErr w:type="spellEnd"/>
-      <w:r>
-        <w:t xml:space="preserve"> </w:t>
-      </w:r>
-      <w:proofErr w:type="spellStart"/>
-      <w:r>
-        <w:t>using</w:t>
-      </w:r>
-      <w:proofErr w:type="spellEnd"/>
-      <w:r>
-        <w:t xml:space="preserve"> </w:t>
-      </w:r>
-      <w:proofErr w:type="spellStart"/>
-      <w:r>
-        <w:t>the</w:t>
-      </w:r>
-      <w:proofErr w:type="spellEnd"/>
-      <w:r>
-        <w:t xml:space="preserve"> same </w:t>
-      </w:r>
-      <w:proofErr w:type="spellStart"/>
-      <w:r>
-        <w:t>sequence</w:t>
-      </w:r>
-      <w:proofErr w:type="spellEnd"/>
-      <w:r>
-        <w:t xml:space="preserve"> </w:t>
-      </w:r>
-      <w:proofErr w:type="spellStart"/>
-      <w:r>
-        <w:t>number</w:t>
-      </w:r>
-      <w:proofErr w:type="spellEnd"/>
-      <w:r>
-        <w:t xml:space="preserve"> </w:t>
-      </w:r>
-      <w:proofErr w:type="spellStart"/>
-      <w:r>
-        <w:t>could</w:t>
-      </w:r>
-      <w:proofErr w:type="spellEnd"/>
-      <w:r>
-        <w:t xml:space="preserve"> </w:t>
-      </w:r>
-      <w:proofErr w:type="spellStart"/>
-      <w:r>
-        <w:t>incorrectly</w:t>
-      </w:r>
-      <w:proofErr w:type="spellEnd"/>
-      <w:r>
-        <w:t xml:space="preserve"> </w:t>
-      </w:r>
-      <w:proofErr w:type="spellStart"/>
-      <w:r>
-        <w:t>be</w:t>
-      </w:r>
-      <w:proofErr w:type="spellEnd"/>
-      <w:r>
-        <w:t xml:space="preserve"> </w:t>
-      </w:r>
-      <w:proofErr w:type="spellStart"/>
-      <w:r>
-        <w:t>treated</w:t>
-      </w:r>
-      <w:proofErr w:type="spellEnd"/>
-      <w:r>
-        <w:t xml:space="preserve"> </w:t>
-      </w:r>
-      <w:proofErr w:type="spellStart"/>
-      <w:r>
-        <w:t>as</w:t>
-      </w:r>
-      <w:proofErr w:type="spellEnd"/>
-      <w:r>
-        <w:t xml:space="preserve"> </w:t>
-      </w:r>
-      <w:proofErr w:type="spellStart"/>
-      <w:r>
-        <w:t>duplicates</w:t>
-      </w:r>
-      <w:proofErr w:type="spellEnd"/>
-      <w:r>
-        <w:t>.</w:t>
       </w:r>
     </w:p>
     <w:p>
@@ -5042,858 +3434,6 @@
         <w:t>.</w:t>
       </w:r>
     </w:p>
-    <w:p>
-      <w:pPr>
-        <w:rPr>
-          <w:b/>
-          <w:bCs/>
-        </w:rPr>
-      </w:pPr>
-      <w:r>
-        <w:rPr>
-          <w:b/>
-          <w:bCs/>
-        </w:rPr>
-        <w:t xml:space="preserve">Possible </w:t>
-      </w:r>
-      <w:proofErr w:type="spellStart"/>
-      <w:r>
-        <w:rPr>
-          <w:b/>
-          <w:bCs/>
-        </w:rPr>
-        <w:t>Improvements</w:t>
-      </w:r>
-      <w:proofErr w:type="spellEnd"/>
-    </w:p>
-    <w:p>
-      <w:proofErr w:type="spellStart"/>
-      <w:r>
-        <w:t>Several</w:t>
-      </w:r>
-      <w:proofErr w:type="spellEnd"/>
-      <w:r>
-        <w:t xml:space="preserve"> </w:t>
-      </w:r>
-      <w:proofErr w:type="spellStart"/>
-      <w:r>
-        <w:t>improvements</w:t>
-      </w:r>
-      <w:proofErr w:type="spellEnd"/>
-      <w:r>
-        <w:t xml:space="preserve"> </w:t>
-      </w:r>
-      <w:proofErr w:type="spellStart"/>
-      <w:r>
-        <w:t>could</w:t>
-      </w:r>
-      <w:proofErr w:type="spellEnd"/>
-      <w:r>
-        <w:t xml:space="preserve"> </w:t>
-      </w:r>
-      <w:proofErr w:type="spellStart"/>
-      <w:r>
-        <w:t>make</w:t>
-      </w:r>
-      <w:proofErr w:type="spellEnd"/>
-      <w:r>
-        <w:t xml:space="preserve"> </w:t>
-      </w:r>
-      <w:proofErr w:type="spellStart"/>
-      <w:r>
-        <w:t>the</w:t>
-      </w:r>
-      <w:proofErr w:type="spellEnd"/>
-      <w:r>
-        <w:t xml:space="preserve"> </w:t>
-      </w:r>
-      <w:proofErr w:type="spellStart"/>
-      <w:r>
-        <w:t>implementation</w:t>
-      </w:r>
-      <w:proofErr w:type="spellEnd"/>
-      <w:r>
-        <w:t xml:space="preserve"> </w:t>
-      </w:r>
-      <w:proofErr w:type="spellStart"/>
-      <w:r>
-        <w:t>more</w:t>
-      </w:r>
-      <w:proofErr w:type="spellEnd"/>
-      <w:r>
-        <w:t xml:space="preserve"> robust:</w:t>
-      </w:r>
-    </w:p>
-    <w:p>
-      <w:r>
-        <w:t xml:space="preserve">1. Add </w:t>
-      </w:r>
-      <w:proofErr w:type="spellStart"/>
-      <w:r>
-        <w:t>acknowledgements</w:t>
-      </w:r>
-      <w:proofErr w:type="spellEnd"/>
-      <w:r>
-        <w:t xml:space="preserve"> and </w:t>
-      </w:r>
-      <w:proofErr w:type="spellStart"/>
-      <w:r>
-        <w:t>retransmissions</w:t>
-      </w:r>
-      <w:proofErr w:type="spellEnd"/>
-      <w:r>
-        <w:t>.</w:t>
-      </w:r>
-      <w:r>
-        <w:br/>
-        <w:t xml:space="preserve">2. Use a larger </w:t>
-      </w:r>
-      <w:proofErr w:type="spellStart"/>
-      <w:r>
-        <w:t>sequence</w:t>
-      </w:r>
-      <w:proofErr w:type="spellEnd"/>
-      <w:r>
-        <w:t xml:space="preserve"> </w:t>
-      </w:r>
-      <w:proofErr w:type="spellStart"/>
-      <w:r>
-        <w:t>number</w:t>
-      </w:r>
-      <w:proofErr w:type="spellEnd"/>
-      <w:r>
-        <w:t xml:space="preserve">, e.g. 16 </w:t>
-      </w:r>
-      <w:proofErr w:type="spellStart"/>
-      <w:r>
-        <w:t>bit</w:t>
-      </w:r>
-      <w:proofErr w:type="spellEnd"/>
-      <w:r>
-        <w:t xml:space="preserve"> </w:t>
-      </w:r>
-      <w:proofErr w:type="spellStart"/>
-      <w:r>
-        <w:t>or</w:t>
-      </w:r>
-      <w:proofErr w:type="spellEnd"/>
-      <w:r>
-        <w:t xml:space="preserve"> 32 </w:t>
-      </w:r>
-      <w:proofErr w:type="spellStart"/>
-      <w:r>
-        <w:t>bit</w:t>
-      </w:r>
-      <w:proofErr w:type="spellEnd"/>
-      <w:r>
-        <w:t>.</w:t>
-      </w:r>
-      <w:r>
-        <w:br/>
-        <w:t xml:space="preserve">3. Include a </w:t>
-      </w:r>
-      <w:proofErr w:type="spellStart"/>
-      <w:r>
-        <w:t>unique</w:t>
-      </w:r>
-      <w:proofErr w:type="spellEnd"/>
-      <w:r>
-        <w:t xml:space="preserve"> </w:t>
-      </w:r>
-      <w:proofErr w:type="spellStart"/>
-      <w:r>
-        <w:t>sender</w:t>
-      </w:r>
-      <w:proofErr w:type="spellEnd"/>
-      <w:r>
-        <w:t xml:space="preserve"> </w:t>
-      </w:r>
-      <w:proofErr w:type="spellStart"/>
-      <w:r>
-        <w:t>or</w:t>
-      </w:r>
-      <w:proofErr w:type="spellEnd"/>
-      <w:r>
-        <w:t xml:space="preserve"> source </w:t>
-      </w:r>
-      <w:proofErr w:type="spellStart"/>
-      <w:r>
-        <w:t>node</w:t>
-      </w:r>
-      <w:proofErr w:type="spellEnd"/>
-      <w:r>
-        <w:t xml:space="preserve"> ID in </w:t>
-      </w:r>
-      <w:proofErr w:type="spellStart"/>
-      <w:r>
-        <w:t>every</w:t>
-      </w:r>
-      <w:proofErr w:type="spellEnd"/>
-      <w:r>
-        <w:t xml:space="preserve"> packet.</w:t>
-      </w:r>
-      <w:r>
-        <w:br/>
-        <w:t xml:space="preserve">4. </w:t>
-      </w:r>
-      <w:proofErr w:type="spellStart"/>
-      <w:r>
-        <w:t>Improve</w:t>
-      </w:r>
-      <w:proofErr w:type="spellEnd"/>
-      <w:r>
-        <w:t xml:space="preserve"> </w:t>
-      </w:r>
-      <w:proofErr w:type="spellStart"/>
-      <w:r>
-        <w:t>duplicate</w:t>
-      </w:r>
-      <w:proofErr w:type="spellEnd"/>
-      <w:r>
-        <w:t xml:space="preserve"> </w:t>
-      </w:r>
-      <w:proofErr w:type="spellStart"/>
-      <w:r>
-        <w:t>detection</w:t>
-      </w:r>
-      <w:proofErr w:type="spellEnd"/>
-      <w:r>
-        <w:t xml:space="preserve"> </w:t>
-      </w:r>
-      <w:proofErr w:type="spellStart"/>
-      <w:r>
-        <w:t>using</w:t>
-      </w:r>
-      <w:proofErr w:type="spellEnd"/>
-      <w:r>
-        <w:t xml:space="preserve"> (</w:t>
-      </w:r>
-      <w:proofErr w:type="spellStart"/>
-      <w:r>
-        <w:t>source_id</w:t>
-      </w:r>
-      <w:proofErr w:type="spellEnd"/>
-      <w:r>
-        <w:t xml:space="preserve">, </w:t>
-      </w:r>
-      <w:proofErr w:type="spellStart"/>
-      <w:r>
-        <w:t>sequence_number</w:t>
-      </w:r>
-      <w:proofErr w:type="spellEnd"/>
-      <w:r>
-        <w:t>).</w:t>
-      </w:r>
-      <w:r>
-        <w:br/>
-        <w:t xml:space="preserve">5. </w:t>
-      </w:r>
-      <w:proofErr w:type="spellStart"/>
-      <w:r>
-        <w:t>Advertise</w:t>
-      </w:r>
-      <w:proofErr w:type="spellEnd"/>
-      <w:r>
-        <w:t xml:space="preserve"> </w:t>
-      </w:r>
-      <w:proofErr w:type="spellStart"/>
-      <w:r>
-        <w:t>each</w:t>
-      </w:r>
-      <w:proofErr w:type="spellEnd"/>
-      <w:r>
-        <w:t xml:space="preserve"> packet multiple </w:t>
-      </w:r>
-      <w:proofErr w:type="spellStart"/>
-      <w:r>
-        <w:t>times</w:t>
-      </w:r>
-      <w:proofErr w:type="spellEnd"/>
-      <w:r>
-        <w:t xml:space="preserve"> </w:t>
-      </w:r>
-      <w:proofErr w:type="spellStart"/>
-      <w:r>
-        <w:t>instead</w:t>
-      </w:r>
-      <w:proofErr w:type="spellEnd"/>
-      <w:r>
-        <w:t xml:space="preserve"> </w:t>
-      </w:r>
-      <w:proofErr w:type="spellStart"/>
-      <w:r>
-        <w:t>of</w:t>
-      </w:r>
-      <w:proofErr w:type="spellEnd"/>
-      <w:r>
-        <w:t xml:space="preserve"> </w:t>
-      </w:r>
-      <w:proofErr w:type="spellStart"/>
-      <w:r>
-        <w:t>only</w:t>
-      </w:r>
-      <w:proofErr w:type="spellEnd"/>
-      <w:r>
-        <w:t xml:space="preserve"> </w:t>
-      </w:r>
-      <w:proofErr w:type="spellStart"/>
-      <w:r>
-        <w:t>once</w:t>
-      </w:r>
-      <w:proofErr w:type="spellEnd"/>
-      <w:r>
-        <w:t>.</w:t>
-      </w:r>
-      <w:r>
-        <w:br/>
-      </w:r>
-      <w:r>
-        <w:lastRenderedPageBreak/>
-        <w:t xml:space="preserve">6. Add </w:t>
-      </w:r>
-      <w:proofErr w:type="spellStart"/>
-      <w:r>
-        <w:t>randomized</w:t>
-      </w:r>
-      <w:proofErr w:type="spellEnd"/>
-      <w:r>
-        <w:t xml:space="preserve"> </w:t>
-      </w:r>
-      <w:proofErr w:type="spellStart"/>
-      <w:r>
-        <w:t>forwarding</w:t>
-      </w:r>
-      <w:proofErr w:type="spellEnd"/>
-      <w:r>
-        <w:t xml:space="preserve"> </w:t>
-      </w:r>
-      <w:proofErr w:type="spellStart"/>
-      <w:r>
-        <w:t>delays</w:t>
-      </w:r>
-      <w:proofErr w:type="spellEnd"/>
-      <w:r>
-        <w:t xml:space="preserve"> </w:t>
-      </w:r>
-      <w:proofErr w:type="spellStart"/>
-      <w:r>
-        <w:t>to</w:t>
-      </w:r>
-      <w:proofErr w:type="spellEnd"/>
-      <w:r>
-        <w:t xml:space="preserve"> </w:t>
-      </w:r>
-      <w:proofErr w:type="spellStart"/>
-      <w:r>
-        <w:t>reduce</w:t>
-      </w:r>
-      <w:proofErr w:type="spellEnd"/>
-      <w:r>
-        <w:t xml:space="preserve"> </w:t>
-      </w:r>
-      <w:proofErr w:type="spellStart"/>
-      <w:r>
-        <w:t>collisions</w:t>
-      </w:r>
-      <w:proofErr w:type="spellEnd"/>
-      <w:r>
-        <w:t>.</w:t>
-      </w:r>
-      <w:r>
-        <w:br/>
-        <w:t xml:space="preserve">7. </w:t>
-      </w:r>
-      <w:proofErr w:type="spellStart"/>
-      <w:r>
-        <w:t>Measure</w:t>
-      </w:r>
-      <w:proofErr w:type="spellEnd"/>
-      <w:r>
-        <w:t xml:space="preserve"> and log </w:t>
-      </w:r>
-      <w:proofErr w:type="spellStart"/>
-      <w:r>
-        <w:t>timestamps</w:t>
-      </w:r>
-      <w:proofErr w:type="spellEnd"/>
-      <w:r>
-        <w:t xml:space="preserve"> </w:t>
-      </w:r>
-      <w:proofErr w:type="spellStart"/>
-      <w:r>
-        <w:t>directly</w:t>
-      </w:r>
-      <w:proofErr w:type="spellEnd"/>
-      <w:r>
-        <w:t xml:space="preserve"> on </w:t>
-      </w:r>
-      <w:proofErr w:type="spellStart"/>
-      <w:r>
-        <w:t>the</w:t>
-      </w:r>
-      <w:proofErr w:type="spellEnd"/>
-      <w:r>
-        <w:t xml:space="preserve"> </w:t>
-      </w:r>
-      <w:proofErr w:type="spellStart"/>
-      <w:r>
-        <w:t>nodes</w:t>
-      </w:r>
-      <w:proofErr w:type="spellEnd"/>
-      <w:r>
-        <w:t xml:space="preserve"> </w:t>
-      </w:r>
-      <w:proofErr w:type="spellStart"/>
-      <w:r>
-        <w:t>for</w:t>
-      </w:r>
-      <w:proofErr w:type="spellEnd"/>
-      <w:r>
-        <w:t xml:space="preserve"> </w:t>
-      </w:r>
-      <w:proofErr w:type="spellStart"/>
-      <w:r>
-        <w:t>more</w:t>
-      </w:r>
-      <w:proofErr w:type="spellEnd"/>
-      <w:r>
-        <w:t xml:space="preserve"> </w:t>
-      </w:r>
-      <w:proofErr w:type="spellStart"/>
-      <w:r>
-        <w:t>accurate</w:t>
-      </w:r>
-      <w:proofErr w:type="spellEnd"/>
-      <w:r>
-        <w:t xml:space="preserve"> </w:t>
-      </w:r>
-      <w:proofErr w:type="spellStart"/>
-      <w:r>
-        <w:t>latency</w:t>
-      </w:r>
-      <w:proofErr w:type="spellEnd"/>
-      <w:r>
-        <w:t xml:space="preserve"> </w:t>
-      </w:r>
-      <w:proofErr w:type="spellStart"/>
-      <w:r>
-        <w:t>measurements</w:t>
-      </w:r>
-      <w:proofErr w:type="spellEnd"/>
-      <w:r>
-        <w:t>.</w:t>
-      </w:r>
-      <w:r>
-        <w:br/>
-        <w:t xml:space="preserve">8. Fix </w:t>
-      </w:r>
-      <w:proofErr w:type="spellStart"/>
-      <w:r>
-        <w:t>the</w:t>
-      </w:r>
-      <w:proofErr w:type="spellEnd"/>
-      <w:r>
-        <w:t xml:space="preserve"> </w:t>
-      </w:r>
-      <w:proofErr w:type="spellStart"/>
-      <w:r>
-        <w:t>duplicate</w:t>
-      </w:r>
-      <w:proofErr w:type="spellEnd"/>
-      <w:r>
-        <w:t xml:space="preserve"> </w:t>
-      </w:r>
-      <w:proofErr w:type="spellStart"/>
-      <w:r>
-        <w:t>detection</w:t>
-      </w:r>
-      <w:proofErr w:type="spellEnd"/>
-      <w:r>
-        <w:t xml:space="preserve"> loop </w:t>
-      </w:r>
-      <w:proofErr w:type="spellStart"/>
-      <w:r>
-        <w:t>from</w:t>
-      </w:r>
-      <w:proofErr w:type="spellEnd"/>
-      <w:r>
-        <w:t xml:space="preserve"> &lt;= </w:t>
-      </w:r>
-      <w:proofErr w:type="spellStart"/>
-      <w:r>
-        <w:t>counter</w:t>
-      </w:r>
-      <w:proofErr w:type="spellEnd"/>
-      <w:r>
-        <w:t xml:space="preserve"> </w:t>
-      </w:r>
-      <w:proofErr w:type="spellStart"/>
-      <w:r>
-        <w:t>to</w:t>
-      </w:r>
-      <w:proofErr w:type="spellEnd"/>
-      <w:r>
-        <w:t xml:space="preserve"> &lt; </w:t>
-      </w:r>
-      <w:proofErr w:type="spellStart"/>
-      <w:r>
-        <w:t>counter</w:t>
-      </w:r>
-      <w:proofErr w:type="spellEnd"/>
-      <w:r>
-        <w:t>.</w:t>
-      </w:r>
-    </w:p>
-    <w:p>
-      <w:r>
-        <w:t xml:space="preserve">The </w:t>
-      </w:r>
-      <w:proofErr w:type="spellStart"/>
-      <w:r>
-        <w:t>current</w:t>
-      </w:r>
-      <w:proofErr w:type="spellEnd"/>
-      <w:r>
-        <w:t xml:space="preserve"> </w:t>
-      </w:r>
-      <w:proofErr w:type="spellStart"/>
-      <w:r>
-        <w:t>implementation</w:t>
-      </w:r>
-      <w:proofErr w:type="spellEnd"/>
-      <w:r>
-        <w:t xml:space="preserve"> </w:t>
-      </w:r>
-      <w:proofErr w:type="spellStart"/>
-      <w:r>
-        <w:t>is</w:t>
-      </w:r>
-      <w:proofErr w:type="spellEnd"/>
-      <w:r>
-        <w:t xml:space="preserve"> </w:t>
-      </w:r>
-      <w:proofErr w:type="spellStart"/>
-      <w:r>
-        <w:t>therefore</w:t>
-      </w:r>
-      <w:proofErr w:type="spellEnd"/>
-      <w:r>
-        <w:t xml:space="preserve"> a </w:t>
-      </w:r>
-      <w:proofErr w:type="spellStart"/>
-      <w:r>
-        <w:t>working</w:t>
-      </w:r>
-      <w:proofErr w:type="spellEnd"/>
-      <w:r>
-        <w:t xml:space="preserve"> </w:t>
-      </w:r>
-      <w:proofErr w:type="spellStart"/>
-      <w:r>
-        <w:t>proof</w:t>
-      </w:r>
-      <w:proofErr w:type="spellEnd"/>
-      <w:r>
-        <w:t xml:space="preserve"> </w:t>
-      </w:r>
-      <w:proofErr w:type="spellStart"/>
-      <w:r>
-        <w:t>of</w:t>
-      </w:r>
-      <w:proofErr w:type="spellEnd"/>
-      <w:r>
-        <w:t xml:space="preserve"> </w:t>
-      </w:r>
-      <w:proofErr w:type="spellStart"/>
-      <w:r>
-        <w:t>concept</w:t>
-      </w:r>
-      <w:proofErr w:type="spellEnd"/>
-      <w:r>
-        <w:t xml:space="preserve"> </w:t>
-      </w:r>
-      <w:proofErr w:type="spellStart"/>
-      <w:r>
-        <w:t>for</w:t>
-      </w:r>
-      <w:proofErr w:type="spellEnd"/>
-      <w:r>
-        <w:t xml:space="preserve"> multi-</w:t>
-      </w:r>
-      <w:proofErr w:type="spellStart"/>
-      <w:r>
-        <w:t>hop</w:t>
-      </w:r>
-      <w:proofErr w:type="spellEnd"/>
-      <w:r>
-        <w:t xml:space="preserve"> </w:t>
-      </w:r>
-      <w:proofErr w:type="spellStart"/>
-      <w:r>
-        <w:t>propagation</w:t>
-      </w:r>
-      <w:proofErr w:type="spellEnd"/>
-      <w:r>
-        <w:t xml:space="preserve"> </w:t>
-      </w:r>
-      <w:proofErr w:type="spellStart"/>
-      <w:r>
-        <w:t>of</w:t>
-      </w:r>
-      <w:proofErr w:type="spellEnd"/>
-      <w:r>
-        <w:t xml:space="preserve"> </w:t>
-      </w:r>
-      <w:proofErr w:type="spellStart"/>
-      <w:r>
-        <w:t>button</w:t>
-      </w:r>
-      <w:proofErr w:type="spellEnd"/>
-      <w:r>
-        <w:t xml:space="preserve"> </w:t>
-      </w:r>
-      <w:proofErr w:type="spellStart"/>
-      <w:r>
-        <w:t>events</w:t>
-      </w:r>
-      <w:proofErr w:type="spellEnd"/>
-      <w:r>
-        <w:t xml:space="preserve">, but </w:t>
-      </w:r>
-      <w:proofErr w:type="spellStart"/>
-      <w:r>
-        <w:t>it</w:t>
-      </w:r>
-      <w:proofErr w:type="spellEnd"/>
-      <w:r>
-        <w:t xml:space="preserve"> </w:t>
-      </w:r>
-      <w:proofErr w:type="spellStart"/>
-      <w:r>
-        <w:t>is</w:t>
-      </w:r>
-      <w:proofErr w:type="spellEnd"/>
-      <w:r>
-        <w:t xml:space="preserve"> not </w:t>
-      </w:r>
-      <w:proofErr w:type="spellStart"/>
-      <w:r>
-        <w:t>yet</w:t>
-      </w:r>
-      <w:proofErr w:type="spellEnd"/>
-      <w:r>
-        <w:t xml:space="preserve"> a robust </w:t>
-      </w:r>
-      <w:proofErr w:type="spellStart"/>
-      <w:r>
-        <w:t>or</w:t>
-      </w:r>
-      <w:proofErr w:type="spellEnd"/>
-      <w:r>
-        <w:t xml:space="preserve"> </w:t>
-      </w:r>
-      <w:proofErr w:type="spellStart"/>
-      <w:r>
-        <w:t>scalable</w:t>
-      </w:r>
-      <w:proofErr w:type="spellEnd"/>
-      <w:r>
-        <w:t xml:space="preserve"> network </w:t>
-      </w:r>
-      <w:proofErr w:type="spellStart"/>
-      <w:r>
-        <w:t>protocol</w:t>
-      </w:r>
-      <w:proofErr w:type="spellEnd"/>
-      <w:r>
-        <w:t xml:space="preserve">. </w:t>
-      </w:r>
-      <w:proofErr w:type="spellStart"/>
-      <w:r>
-        <w:t>It</w:t>
-      </w:r>
-      <w:proofErr w:type="spellEnd"/>
-      <w:r>
-        <w:t xml:space="preserve"> </w:t>
-      </w:r>
-      <w:proofErr w:type="spellStart"/>
-      <w:r>
-        <w:t>demonstrates</w:t>
-      </w:r>
-      <w:proofErr w:type="spellEnd"/>
-      <w:r>
-        <w:t xml:space="preserve"> </w:t>
-      </w:r>
-      <w:proofErr w:type="spellStart"/>
-      <w:r>
-        <w:t>the</w:t>
-      </w:r>
-      <w:proofErr w:type="spellEnd"/>
-      <w:r>
-        <w:t xml:space="preserve"> </w:t>
-      </w:r>
-      <w:proofErr w:type="spellStart"/>
-      <w:r>
-        <w:t>basic</w:t>
-      </w:r>
-      <w:proofErr w:type="spellEnd"/>
-      <w:r>
-        <w:t xml:space="preserve"> </w:t>
-      </w:r>
-      <w:proofErr w:type="spellStart"/>
-      <w:r>
-        <w:t>idea</w:t>
-      </w:r>
-      <w:proofErr w:type="spellEnd"/>
-      <w:r>
-        <w:t xml:space="preserve"> </w:t>
-      </w:r>
-      <w:proofErr w:type="spellStart"/>
-      <w:r>
-        <w:t>of</w:t>
-      </w:r>
-      <w:proofErr w:type="spellEnd"/>
-      <w:r>
-        <w:t xml:space="preserve"> </w:t>
-      </w:r>
-      <w:proofErr w:type="spellStart"/>
-      <w:r>
-        <w:t>flooding</w:t>
-      </w:r>
-      <w:proofErr w:type="spellEnd"/>
-      <w:r>
-        <w:t xml:space="preserve"> a </w:t>
-      </w:r>
-      <w:proofErr w:type="spellStart"/>
-      <w:r>
-        <w:t>command</w:t>
-      </w:r>
-      <w:proofErr w:type="spellEnd"/>
-      <w:r>
-        <w:t xml:space="preserve"> </w:t>
-      </w:r>
-      <w:proofErr w:type="spellStart"/>
-      <w:r>
-        <w:t>through</w:t>
-      </w:r>
-      <w:proofErr w:type="spellEnd"/>
-      <w:r>
-        <w:t xml:space="preserve"> a </w:t>
-      </w:r>
-      <w:proofErr w:type="spellStart"/>
-      <w:r>
-        <w:t>small</w:t>
-      </w:r>
-      <w:proofErr w:type="spellEnd"/>
-      <w:r>
-        <w:t xml:space="preserve"> network, but </w:t>
-      </w:r>
-      <w:proofErr w:type="spellStart"/>
-      <w:r>
-        <w:t>the</w:t>
-      </w:r>
-      <w:proofErr w:type="spellEnd"/>
-      <w:r>
-        <w:t xml:space="preserve"> </w:t>
-      </w:r>
-      <w:proofErr w:type="spellStart"/>
-      <w:r>
-        <w:t>evaluation</w:t>
-      </w:r>
-      <w:proofErr w:type="spellEnd"/>
-      <w:r>
-        <w:t xml:space="preserve"> </w:t>
-      </w:r>
-      <w:proofErr w:type="spellStart"/>
-      <w:r>
-        <w:t>shows</w:t>
-      </w:r>
-      <w:proofErr w:type="spellEnd"/>
-      <w:r>
-        <w:t xml:space="preserve"> </w:t>
-      </w:r>
-      <w:proofErr w:type="spellStart"/>
-      <w:r>
-        <w:t>that</w:t>
-      </w:r>
-      <w:proofErr w:type="spellEnd"/>
-      <w:r>
-        <w:t xml:space="preserve"> </w:t>
-      </w:r>
-      <w:proofErr w:type="spellStart"/>
-      <w:r>
-        <w:t>connectionless</w:t>
-      </w:r>
-      <w:proofErr w:type="spellEnd"/>
-      <w:r>
-        <w:t xml:space="preserve"> BLE </w:t>
-      </w:r>
-      <w:proofErr w:type="spellStart"/>
-      <w:r>
-        <w:t>advertising</w:t>
-      </w:r>
-      <w:proofErr w:type="spellEnd"/>
-      <w:r>
-        <w:t xml:space="preserve"> </w:t>
-      </w:r>
-      <w:proofErr w:type="spellStart"/>
-      <w:r>
-        <w:t>without</w:t>
-      </w:r>
-      <w:proofErr w:type="spellEnd"/>
-      <w:r>
-        <w:t xml:space="preserve"> </w:t>
-      </w:r>
-      <w:proofErr w:type="spellStart"/>
-      <w:r>
-        <w:t>acknowledgements</w:t>
-      </w:r>
-      <w:proofErr w:type="spellEnd"/>
-      <w:r>
-        <w:t xml:space="preserve"> </w:t>
-      </w:r>
-      <w:proofErr w:type="spellStart"/>
-      <w:r>
-        <w:t>is</w:t>
-      </w:r>
-      <w:proofErr w:type="spellEnd"/>
-      <w:r>
-        <w:t xml:space="preserve"> vulnerable </w:t>
-      </w:r>
-      <w:proofErr w:type="spellStart"/>
-      <w:r>
-        <w:t>to</w:t>
-      </w:r>
-      <w:proofErr w:type="spellEnd"/>
-      <w:r>
-        <w:t xml:space="preserve"> packet </w:t>
-      </w:r>
-      <w:proofErr w:type="spellStart"/>
-      <w:r>
-        <w:t>loss</w:t>
-      </w:r>
-      <w:proofErr w:type="spellEnd"/>
-      <w:r>
-        <w:t xml:space="preserve"> and </w:t>
-      </w:r>
-      <w:proofErr w:type="spellStart"/>
-      <w:r>
-        <w:t>timing</w:t>
-      </w:r>
-      <w:proofErr w:type="spellEnd"/>
-      <w:r>
-        <w:t xml:space="preserve"> </w:t>
-      </w:r>
-      <w:proofErr w:type="spellStart"/>
-      <w:r>
-        <w:t>issues</w:t>
-      </w:r>
-      <w:proofErr w:type="spellEnd"/>
-      <w:r>
-        <w:t>.</w:t>
-      </w:r>
-    </w:p>
-    <w:p/>
     <w:sectPr>
       <w:pgSz w:w="11906" w:h="16838"/>
       <w:pgMar w:top="1417" w:right="1417" w:bottom="1134" w:left="1417" w:header="708" w:footer="708" w:gutter="0"/>
